--- a/lessons/6-13/downloads/6-13-notes.docx
+++ b/lessons/6-13/downloads/6-13-notes.docx
@@ -2554,7 +2554,7 @@
           <w:sz w:val="20"/>
           <w:szCs w:val="20"/>
         </w:rPr>
-        <w:t xml:space="preserve">A)  17</w:t>
+        <w:t xml:space="preserve">A)  9</w:t>
       </w:r>
     </w:p>
     <w:p>
@@ -2580,7 +2580,7 @@
           <w:sz w:val="20"/>
           <w:szCs w:val="20"/>
         </w:rPr>
-        <w:t xml:space="preserve">C)  21</w:t>
+        <w:t xml:space="preserve">C)  17</w:t>
       </w:r>
     </w:p>
     <w:p>
@@ -2593,7 +2593,7 @@
           <w:sz w:val="20"/>
           <w:szCs w:val="20"/>
         </w:rPr>
-        <w:t xml:space="preserve">D)  9</w:t>
+        <w:t xml:space="preserve">D)  21</w:t>
       </w:r>
     </w:p>
     <w:p>
@@ -2661,7 +2661,7 @@
           <w:sz w:val="21"/>
           <w:szCs w:val="21"/>
         </w:rPr>
-        <w:t xml:space="preserve">A. 17</w:t>
+        <w:t xml:space="preserve">C. 17</w:t>
       </w:r>
     </w:p>
     <w:p>
@@ -2757,7 +2757,7 @@
           <w:sz w:val="20"/>
           <w:szCs w:val="20"/>
         </w:rPr>
-        <w:t xml:space="preserve">B)  5 × 6</w:t>
+        <w:t xml:space="preserve">B)  2 × 15</w:t>
       </w:r>
     </w:p>
     <w:p>
@@ -2770,7 +2770,7 @@
           <w:sz w:val="20"/>
           <w:szCs w:val="20"/>
         </w:rPr>
-        <w:t xml:space="preserve">C)  2 × 15</w:t>
+        <w:t xml:space="preserve">C)  3 × 10</w:t>
       </w:r>
     </w:p>
     <w:p>
@@ -2783,7 +2783,7 @@
           <w:sz w:val="20"/>
           <w:szCs w:val="20"/>
         </w:rPr>
-        <w:t xml:space="preserve">D)  3 × 10</w:t>
+        <w:t xml:space="preserve">D)  5 × 6</w:t>
       </w:r>
     </w:p>
     <w:p>
@@ -3724,7 +3724,7 @@
           <w:sz w:val="20"/>
           <w:szCs w:val="20"/>
         </w:rPr>
-        <w:t xml:space="preserve">A)  27</w:t>
+        <w:t xml:space="preserve">A)  23</w:t>
       </w:r>
     </w:p>
     <w:p>
@@ -3737,7 +3737,7 @@
           <w:sz w:val="20"/>
           <w:szCs w:val="20"/>
         </w:rPr>
-        <w:t xml:space="preserve">B)  23</w:t>
+        <w:t xml:space="preserve">B)  27</w:t>
       </w:r>
     </w:p>
     <w:p>
@@ -3880,7 +3880,7 @@
           <w:sz w:val="20"/>
           <w:szCs w:val="20"/>
         </w:rPr>
-        <w:t xml:space="preserve">A)  Both get the same prime factorization: 2 × 2 × 3 × 5</w:t>
+        <w:t xml:space="preserve">A)  Only Student A gets the correct prime factorization</w:t>
       </w:r>
     </w:p>
     <w:p>
@@ -3893,7 +3893,7 @@
           <w:sz w:val="20"/>
           <w:szCs w:val="20"/>
         </w:rPr>
-        <w:t xml:space="preserve">B)  Only Student A gets the correct prime factorization</w:t>
+        <w:t xml:space="preserve">B)  Only Student B gets the correct prime factorization</w:t>
       </w:r>
     </w:p>
     <w:p>
@@ -3906,7 +3906,7 @@
           <w:sz w:val="20"/>
           <w:szCs w:val="20"/>
         </w:rPr>
-        <w:t xml:space="preserve">C)  Only Student B gets the correct prime factorization</w:t>
+        <w:t xml:space="preserve">C)  They will get different prime factorizations</w:t>
       </w:r>
     </w:p>
     <w:p>
@@ -3919,7 +3919,7 @@
           <w:sz w:val="20"/>
           <w:szCs w:val="20"/>
         </w:rPr>
-        <w:t xml:space="preserve">D)  They will get different prime factorizations</w:t>
+        <w:t xml:space="preserve">D)  Both get the same prime factorization: 2 × 2 × 3 × 5</w:t>
       </w:r>
     </w:p>
     <w:p>
@@ -4056,7 +4056,7 @@
           <w:sz w:val="21"/>
           <w:szCs w:val="21"/>
         </w:rPr>
-        <w:t xml:space="preserve">B)  4 × 10</w:t>
+        <w:t xml:space="preserve">B)  2 × 20</w:t>
       </w:r>
     </w:p>
     <w:p>
@@ -4069,7 +4069,7 @@
           <w:sz w:val="21"/>
           <w:szCs w:val="21"/>
         </w:rPr>
-        <w:t xml:space="preserve">C)  5 × 8</w:t>
+        <w:t xml:space="preserve">C)  4 × 10</w:t>
       </w:r>
     </w:p>
     <w:p>
@@ -4082,7 +4082,7 @@
           <w:sz w:val="21"/>
           <w:szCs w:val="21"/>
         </w:rPr>
-        <w:t xml:space="preserve">D)  2 × 20</w:t>
+        <w:t xml:space="preserve">D)  5 × 8</w:t>
       </w:r>
     </w:p>
     <w:p>

--- a/lessons/6-13/downloads/6-13-notes.docx
+++ b/lessons/6-13/downloads/6-13-notes.docx
@@ -249,49 +249,269 @@
           <w:sz w:val="19"/>
           <w:szCs w:val="19"/>
         </w:rPr>
-        <w:t xml:space="preserve">Look at the picture, read the word, then read what it means.</w:t>
+        <w:t xml:space="preserve">Review each concept term, definition, non-example, and visual clue.</w:t>
       </w:r>
     </w:p>
     <w:tbl>
       <w:tblPr>
-        <w:tblW w:type="pct" w:w="100%"/>
+        <w:tblW w:type="dxa" w:w="9360"/>
         <w:tblBorders>
-          <w:top w:val="none" w:color="FFFFFF" w:sz="0"/>
-          <w:left w:val="none" w:color="FFFFFF" w:sz="0"/>
-          <w:bottom w:val="single" w:color="C7D2DD" w:sz="4"/>
-          <w:right w:val="none" w:color="FFFFFF" w:sz="0"/>
-          <w:insideH w:val="none" w:color="FFFFFF" w:sz="0"/>
-          <w:insideV w:val="none" w:color="FFFFFF" w:sz="0"/>
+          <w:top w:val="single" w:color="C7D2DD" w:sz="6"/>
+          <w:left w:val="single" w:color="C7D2DD" w:sz="6"/>
+          <w:bottom w:val="single" w:color="C7D2DD" w:sz="6"/>
+          <w:right w:val="single" w:color="C7D2DD" w:sz="6"/>
+          <w:insideH w:val="single" w:color="C7D2DD" w:sz="6"/>
+          <w:insideV w:val="single" w:color="C7D2DD" w:sz="6"/>
         </w:tblBorders>
       </w:tblPr>
       <w:tblGrid>
         <w:gridCol w:w="1800"/>
-        <w:gridCol w:w="7560"/>
+        <w:gridCol w:w="3160"/>
+        <w:gridCol w:w="2200"/>
+        <w:gridCol w:w="2200"/>
       </w:tblGrid>
       <w:tr>
         <w:trPr>
           <w:cantSplit/>
+          <w:tblHeader/>
         </w:trPr>
         <w:tc>
           <w:tcPr>
             <w:tcW w:type="dxa" w:w="1800"/>
-            <w:tcMar>
-              <w:top w:type="dxa" w:w="100"/>
-              <w:left w:type="dxa" w:w="40"/>
-              <w:bottom w:type="dxa" w:w="100"/>
-              <w:right w:type="dxa" w:w="120"/>
-            </w:tcMar>
-            <w:vAlign w:val="center"/>
+            <w:shd w:fill="EEF4F8" w:color="auto" w:val="clear"/>
+            <w:tcMar>
+              <w:top w:type="dxa" w:w="80"/>
+              <w:left w:type="dxa" w:w="100"/>
+              <w:bottom w:type="dxa" w:w="80"/>
+              <w:right w:type="dxa" w:w="100"/>
+            </w:tcMar>
           </w:tcPr>
           <w:p>
             <w:pPr>
               <w:spacing w:after="0"/>
+            </w:pPr>
+            <w:r>
+              <w:rPr>
+                <w:b/>
+                <w:bCs/>
+                <w:color w:val="12355B"/>
+                <w:sz w:val="19"/>
+                <w:szCs w:val="19"/>
+              </w:rPr>
+              <w:t xml:space="preserve">Concept Term</w:t>
+            </w:r>
+          </w:p>
+        </w:tc>
+        <w:tc>
+          <w:tcPr>
+            <w:tcW w:type="dxa" w:w="3160"/>
+            <w:shd w:fill="EEF4F8" w:color="auto" w:val="clear"/>
+            <w:tcMar>
+              <w:top w:type="dxa" w:w="80"/>
+              <w:left w:type="dxa" w:w="100"/>
+              <w:bottom w:type="dxa" w:w="80"/>
+              <w:right w:type="dxa" w:w="100"/>
+            </w:tcMar>
+          </w:tcPr>
+          <w:p>
+            <w:pPr>
+              <w:spacing w:after="0"/>
+            </w:pPr>
+            <w:r>
+              <w:rPr>
+                <w:b/>
+                <w:bCs/>
+                <w:color w:val="12355B"/>
+                <w:sz w:val="19"/>
+                <w:szCs w:val="19"/>
+              </w:rPr>
+              <w:t xml:space="preserve">Student-Friendly Definition</w:t>
+            </w:r>
+          </w:p>
+        </w:tc>
+        <w:tc>
+          <w:tcPr>
+            <w:tcW w:type="dxa" w:w="2200"/>
+            <w:shd w:fill="EEF4F8" w:color="auto" w:val="clear"/>
+            <w:tcMar>
+              <w:top w:type="dxa" w:w="80"/>
+              <w:left w:type="dxa" w:w="100"/>
+              <w:bottom w:type="dxa" w:w="80"/>
+              <w:right w:type="dxa" w:w="100"/>
+            </w:tcMar>
+          </w:tcPr>
+          <w:p>
+            <w:pPr>
+              <w:spacing w:after="0"/>
+            </w:pPr>
+            <w:r>
+              <w:rPr>
+                <w:b/>
+                <w:bCs/>
+                <w:color w:val="12355B"/>
+                <w:sz w:val="19"/>
+                <w:szCs w:val="19"/>
+              </w:rPr>
+              <w:t xml:space="preserve">Non-Example</w:t>
+            </w:r>
+          </w:p>
+        </w:tc>
+        <w:tc>
+          <w:tcPr>
+            <w:tcW w:type="dxa" w:w="2200"/>
+            <w:shd w:fill="EEF4F8" w:color="auto" w:val="clear"/>
+            <w:tcMar>
+              <w:top w:type="dxa" w:w="80"/>
+              <w:left w:type="dxa" w:w="100"/>
+              <w:bottom w:type="dxa" w:w="80"/>
+              <w:right w:type="dxa" w:w="100"/>
+            </w:tcMar>
+          </w:tcPr>
+          <w:p>
+            <w:pPr>
+              <w:spacing w:after="0"/>
+            </w:pPr>
+            <w:r>
+              <w:rPr>
+                <w:b/>
+                <w:bCs/>
+                <w:color w:val="12355B"/>
+                <w:sz w:val="19"/>
+                <w:szCs w:val="19"/>
+              </w:rPr>
+              <w:t xml:space="preserve">Visual Clue</w:t>
+            </w:r>
+          </w:p>
+        </w:tc>
+      </w:tr>
+      <w:tr>
+        <w:trPr>
+          <w:cantSplit/>
+        </w:trPr>
+        <w:tc>
+          <w:tcPr>
+            <w:tcW w:type="dxa" w:w="1800"/>
+            <w:tcMar>
+              <w:top w:type="dxa" w:w="80"/>
+              <w:left w:type="dxa" w:w="100"/>
+              <w:bottom w:type="dxa" w:w="80"/>
+              <w:right w:type="dxa" w:w="100"/>
+            </w:tcMar>
+            <w:vAlign w:val="top"/>
+          </w:tcPr>
+          <w:p>
+            <w:pPr>
+              <w:spacing w:after="30"/>
+            </w:pPr>
+            <w:r>
+              <w:rPr>
+                <w:b/>
+                <w:bCs/>
+                <w:color w:val="12355B"/>
+                <w:sz w:val="21"/>
+                <w:szCs w:val="21"/>
+              </w:rPr>
+              <w:t xml:space="preserve">Prime Factorization</w:t>
+            </w:r>
+          </w:p>
+          <w:p>
+            <w:pPr>
+              <w:spacing w:after="0"/>
+            </w:pPr>
+            <w:r>
+              <w:rPr>
+                <w:i/>
+                <w:iCs/>
+                <w:color w:val="5F6F80"/>
+                <w:sz w:val="18"/>
+                <w:szCs w:val="18"/>
+              </w:rPr>
+              <w:t xml:space="preserve">Factorización prima</w:t>
+            </w:r>
+          </w:p>
+        </w:tc>
+        <w:tc>
+          <w:tcPr>
+            <w:tcW w:type="dxa" w:w="3160"/>
+            <w:tcMar>
+              <w:top w:type="dxa" w:w="80"/>
+              <w:left w:type="dxa" w:w="100"/>
+              <w:bottom w:type="dxa" w:w="80"/>
+              <w:right w:type="dxa" w:w="100"/>
+            </w:tcMar>
+            <w:vAlign w:val="top"/>
+          </w:tcPr>
+          <w:p>
+            <w:pPr>
+              <w:spacing w:after="0"/>
+            </w:pPr>
+            <w:r>
+              <w:rPr>
+                <w:sz w:val="20"/>
+                <w:szCs w:val="20"/>
+              </w:rPr>
+              <w:t xml:space="preserve">Writing a whole number as a product of only prime numbers.</w:t>
+            </w:r>
+          </w:p>
+        </w:tc>
+        <w:tc>
+          <w:tcPr>
+            <w:tcW w:type="dxa" w:w="2200"/>
+            <w:tcMar>
+              <w:top w:type="dxa" w:w="80"/>
+              <w:left w:type="dxa" w:w="100"/>
+              <w:bottom w:type="dxa" w:w="80"/>
+              <w:right w:type="dxa" w:w="100"/>
+            </w:tcMar>
+            <w:vAlign w:val="top"/>
+          </w:tcPr>
+          <w:p>
+            <w:pPr>
+              <w:spacing w:after="40"/>
+            </w:pPr>
+            <w:r>
+              <w:rPr>
+                <w:i/>
+                <w:iCs/>
+                <w:color w:val="5F6F80"/>
+                <w:sz w:val="19"/>
+                <w:szCs w:val="19"/>
+              </w:rPr>
+              <w:t xml:space="preserve">Not Prime Factorization: write a counter-example that breaks the definition.</w:t>
+            </w:r>
+          </w:p>
+          <w:p>
+            <w:pPr>
+              <w:pBdr>
+                <w:bottom w:val="single" w:color="AFBECC" w:sz="6"/>
+              </w:pBdr>
+              <w:spacing w:after="30" w:before="150"/>
+            </w:pPr>
+            <w:r>
+              <w:t xml:space="preserve"/>
+            </w:r>
+          </w:p>
+        </w:tc>
+        <w:tc>
+          <w:tcPr>
+            <w:tcW w:type="dxa" w:w="2200"/>
+            <w:tcMar>
+              <w:top w:type="dxa" w:w="80"/>
+              <w:left w:type="dxa" w:w="100"/>
+              <w:bottom w:type="dxa" w:w="80"/>
+              <w:right w:type="dxa" w:w="100"/>
+            </w:tcMar>
+            <w:vAlign w:val="top"/>
+          </w:tcPr>
+          <w:p>
+            <w:pPr>
+              <w:spacing w:after="40"/>
               <w:jc w:val="center"/>
             </w:pPr>
             <w:r>
               <w:drawing>
                 <wp:inline distT="0" distB="0" distL="0" distR="0">
-                  <wp:extent cx="1047750" cy="790575"/>
+                  <wp:extent cx="876300" cy="657225"/>
                   <wp:effectExtent t="0" r="0" b="0" l="0"/>
                   <wp:docPr id="1" name="" descr="" title=""/>
                   <wp:cNvGraphicFramePr>
@@ -316,7 +536,7 @@
                         <pic:spPr bwMode="auto">
                           <a:xfrm>
                             <a:off x="0" y="0"/>
-                            <a:ext cx="1047750" cy="790575"/>
+                            <a:ext cx="876300" cy="657225"/>
                           </a:xfrm>
                           <a:prstGeom prst="rect">
                             <a:avLst/>
@@ -329,32 +549,108 @@
               </w:drawing>
             </w:r>
           </w:p>
-        </w:tc>
-        <w:tc>
-          <w:tcPr>
-            <w:tcW w:type="dxa" w:w="7560"/>
-            <w:tcMar>
-              <w:top w:type="dxa" w:w="100"/>
-              <w:left w:type="dxa" w:w="40"/>
-              <w:bottom w:type="dxa" w:w="100"/>
-              <w:right w:type="dxa" w:w="40"/>
-            </w:tcMar>
-            <w:vAlign w:val="center"/>
-          </w:tcPr>
-          <w:p>
-            <w:pPr>
-              <w:spacing w:after="50"/>
+          <w:p>
+            <w:pPr>
+              <w:spacing w:after="0"/>
+            </w:pPr>
+            <w:r>
+              <w:rPr>
+                <w:i/>
+                <w:iCs/>
+                <w:color w:val="5F6F80"/>
+                <w:sz w:val="18"/>
+                <w:szCs w:val="18"/>
+              </w:rPr>
+              <w:t xml:space="preserve">36 = 2 × 2 × 3 × 3 = 2² × 3²</w:t>
+            </w:r>
+          </w:p>
+        </w:tc>
+      </w:tr>
+      <w:tr>
+        <w:trPr>
+          <w:cantSplit/>
+        </w:trPr>
+        <w:tc>
+          <w:tcPr>
+            <w:tcW w:type="dxa" w:w="1800"/>
+            <w:tcMar>
+              <w:top w:type="dxa" w:w="80"/>
+              <w:left w:type="dxa" w:w="100"/>
+              <w:bottom w:type="dxa" w:w="80"/>
+              <w:right w:type="dxa" w:w="100"/>
+            </w:tcMar>
+            <w:vAlign w:val="top"/>
+          </w:tcPr>
+          <w:p>
+            <w:pPr>
+              <w:spacing w:after="30"/>
             </w:pPr>
             <w:r>
               <w:rPr>
                 <w:b/>
                 <w:bCs/>
                 <w:color w:val="12355B"/>
-                <w:sz w:val="24"/>
-                <w:szCs w:val="24"/>
-              </w:rPr>
-              <w:t xml:space="preserve">Prime Factorization</w:t>
-            </w:r>
+                <w:sz w:val="21"/>
+                <w:szCs w:val="21"/>
+              </w:rPr>
+              <w:t xml:space="preserve">Prime number</w:t>
+            </w:r>
+          </w:p>
+          <w:p>
+            <w:pPr>
+              <w:spacing w:after="0"/>
+            </w:pPr>
+            <w:r>
+              <w:rPr>
+                <w:i/>
+                <w:iCs/>
+                <w:color w:val="5F6F80"/>
+                <w:sz w:val="18"/>
+                <w:szCs w:val="18"/>
+              </w:rPr>
+              <w:t xml:space="preserve">Número primo</w:t>
+            </w:r>
+          </w:p>
+        </w:tc>
+        <w:tc>
+          <w:tcPr>
+            <w:tcW w:type="dxa" w:w="3160"/>
+            <w:tcMar>
+              <w:top w:type="dxa" w:w="80"/>
+              <w:left w:type="dxa" w:w="100"/>
+              <w:bottom w:type="dxa" w:w="80"/>
+              <w:right w:type="dxa" w:w="100"/>
+            </w:tcMar>
+            <w:vAlign w:val="top"/>
+          </w:tcPr>
+          <w:p>
+            <w:pPr>
+              <w:spacing w:after="0"/>
+            </w:pPr>
+            <w:r>
+              <w:rPr>
+                <w:sz w:val="20"/>
+                <w:szCs w:val="20"/>
+              </w:rPr>
+              <w:t xml:space="preserve">A number bigger than 1 that you can only divide by 1 and itself.</w:t>
+            </w:r>
+          </w:p>
+        </w:tc>
+        <w:tc>
+          <w:tcPr>
+            <w:tcW w:type="dxa" w:w="2200"/>
+            <w:tcMar>
+              <w:top w:type="dxa" w:w="80"/>
+              <w:left w:type="dxa" w:w="100"/>
+              <w:bottom w:type="dxa" w:w="80"/>
+              <w:right w:type="dxa" w:w="100"/>
+            </w:tcMar>
+            <w:vAlign w:val="top"/>
+          </w:tcPr>
+          <w:p>
+            <w:pPr>
+              <w:spacing w:after="40"/>
+            </w:pPr>
             <w:r>
               <w:rPr>
                 <w:i/>
@@ -363,89 +659,41 @@
                 <w:sz w:val="19"/>
                 <w:szCs w:val="19"/>
               </w:rPr>
-              <w:t xml:space="preserve">   Factorización prima</w:t>
-            </w:r>
-          </w:p>
+              <w:t xml:space="preserve">Not Prime number: write a counter-example that breaks the definition.</w:t>
+            </w:r>
+          </w:p>
+          <w:p>
+            <w:pPr>
+              <w:pBdr>
+                <w:bottom w:val="single" w:color="AFBECC" w:sz="6"/>
+              </w:pBdr>
+              <w:spacing w:after="30" w:before="150"/>
+            </w:pPr>
+            <w:r>
+              <w:t xml:space="preserve"/>
+            </w:r>
+          </w:p>
+        </w:tc>
+        <w:tc>
+          <w:tcPr>
+            <w:tcW w:type="dxa" w:w="2200"/>
+            <w:tcMar>
+              <w:top w:type="dxa" w:w="80"/>
+              <w:left w:type="dxa" w:w="100"/>
+              <w:bottom w:type="dxa" w:w="80"/>
+              <w:right w:type="dxa" w:w="100"/>
+            </w:tcMar>
+            <w:vAlign w:val="top"/>
+          </w:tcPr>
           <w:p>
             <w:pPr>
               <w:spacing w:after="40"/>
-            </w:pPr>
-            <w:r>
-              <w:rPr>
-                <w:sz w:val="21"/>
-                <w:szCs w:val="21"/>
-              </w:rPr>
-              <w:t xml:space="preserve">Writing a whole number as a product of only prime numbers.</w:t>
-            </w:r>
-          </w:p>
-          <w:p>
-            <w:pPr>
-              <w:spacing w:after="0"/>
-            </w:pPr>
-            <w:r>
-              <w:rPr>
-                <w:b/>
-                <w:bCs/>
-                <w:color w:val="1FA6A2"/>
-                <w:sz w:val="18"/>
-                <w:szCs w:val="18"/>
-              </w:rPr>
-              <w:t xml:space="preserve">Example:  </w:t>
-            </w:r>
-            <w:r>
-              <w:rPr>
-                <w:i/>
-                <w:iCs/>
-                <w:color w:val="5F6F80"/>
-                <w:sz w:val="18"/>
-                <w:szCs w:val="18"/>
-              </w:rPr>
-              <w:t xml:space="preserve">36 = 2 × 2 × 3 × 3 = 2² × 3²</w:t>
-            </w:r>
-          </w:p>
-        </w:tc>
-      </w:tr>
-    </w:tbl>
-    <w:tbl>
-      <w:tblPr>
-        <w:tblW w:type="pct" w:w="100%"/>
-        <w:tblBorders>
-          <w:top w:val="none" w:color="FFFFFF" w:sz="0"/>
-          <w:left w:val="none" w:color="FFFFFF" w:sz="0"/>
-          <w:bottom w:val="single" w:color="C7D2DD" w:sz="4"/>
-          <w:right w:val="none" w:color="FFFFFF" w:sz="0"/>
-          <w:insideH w:val="none" w:color="FFFFFF" w:sz="0"/>
-          <w:insideV w:val="none" w:color="FFFFFF" w:sz="0"/>
-        </w:tblBorders>
-      </w:tblPr>
-      <w:tblGrid>
-        <w:gridCol w:w="1800"/>
-        <w:gridCol w:w="7560"/>
-      </w:tblGrid>
-      <w:tr>
-        <w:trPr>
-          <w:cantSplit/>
-        </w:trPr>
-        <w:tc>
-          <w:tcPr>
-            <w:tcW w:type="dxa" w:w="1800"/>
-            <w:tcMar>
-              <w:top w:type="dxa" w:w="100"/>
-              <w:left w:type="dxa" w:w="40"/>
-              <w:bottom w:type="dxa" w:w="100"/>
-              <w:right w:type="dxa" w:w="120"/>
-            </w:tcMar>
-            <w:vAlign w:val="center"/>
-          </w:tcPr>
-          <w:p>
-            <w:pPr>
-              <w:spacing w:after="0"/>
               <w:jc w:val="center"/>
             </w:pPr>
             <w:r>
               <w:drawing>
                 <wp:inline distT="0" distB="0" distL="0" distR="0">
-                  <wp:extent cx="1047750" cy="790575"/>
+                  <wp:extent cx="876300" cy="657225"/>
                   <wp:effectExtent t="0" r="0" b="0" l="0"/>
                   <wp:docPr id="1" name="" descr="" title=""/>
                   <wp:cNvGraphicFramePr>
@@ -470,7 +718,7 @@
                         <pic:spPr bwMode="auto">
                           <a:xfrm>
                             <a:off x="0" y="0"/>
-                            <a:ext cx="1047750" cy="790575"/>
+                            <a:ext cx="876300" cy="657225"/>
                           </a:xfrm>
                           <a:prstGeom prst="rect">
                             <a:avLst/>
@@ -483,32 +731,108 @@
               </w:drawing>
             </w:r>
           </w:p>
-        </w:tc>
-        <w:tc>
-          <w:tcPr>
-            <w:tcW w:type="dxa" w:w="7560"/>
-            <w:tcMar>
-              <w:top w:type="dxa" w:w="100"/>
-              <w:left w:type="dxa" w:w="40"/>
-              <w:bottom w:type="dxa" w:w="100"/>
-              <w:right w:type="dxa" w:w="40"/>
-            </w:tcMar>
-            <w:vAlign w:val="center"/>
-          </w:tcPr>
-          <w:p>
-            <w:pPr>
-              <w:spacing w:after="50"/>
+          <w:p>
+            <w:pPr>
+              <w:spacing w:after="0"/>
+            </w:pPr>
+            <w:r>
+              <w:rPr>
+                <w:i/>
+                <w:iCs/>
+                <w:color w:val="5F6F80"/>
+                <w:sz w:val="18"/>
+                <w:szCs w:val="18"/>
+              </w:rPr>
+              <w:t xml:space="preserve">7 has only two factors: 1 × 7. So 7 is prime.</w:t>
+            </w:r>
+          </w:p>
+        </w:tc>
+      </w:tr>
+      <w:tr>
+        <w:trPr>
+          <w:cantSplit/>
+        </w:trPr>
+        <w:tc>
+          <w:tcPr>
+            <w:tcW w:type="dxa" w:w="1800"/>
+            <w:tcMar>
+              <w:top w:type="dxa" w:w="80"/>
+              <w:left w:type="dxa" w:w="100"/>
+              <w:bottom w:type="dxa" w:w="80"/>
+              <w:right w:type="dxa" w:w="100"/>
+            </w:tcMar>
+            <w:vAlign w:val="top"/>
+          </w:tcPr>
+          <w:p>
+            <w:pPr>
+              <w:spacing w:after="30"/>
             </w:pPr>
             <w:r>
               <w:rPr>
                 <w:b/>
                 <w:bCs/>
                 <w:color w:val="12355B"/>
-                <w:sz w:val="24"/>
-                <w:szCs w:val="24"/>
-              </w:rPr>
-              <w:t xml:space="preserve">Prime number</w:t>
-            </w:r>
+                <w:sz w:val="21"/>
+                <w:szCs w:val="21"/>
+              </w:rPr>
+              <w:t xml:space="preserve">Composite number</w:t>
+            </w:r>
+          </w:p>
+          <w:p>
+            <w:pPr>
+              <w:spacing w:after="0"/>
+            </w:pPr>
+            <w:r>
+              <w:rPr>
+                <w:i/>
+                <w:iCs/>
+                <w:color w:val="5F6F80"/>
+                <w:sz w:val="18"/>
+                <w:szCs w:val="18"/>
+              </w:rPr>
+              <w:t xml:space="preserve">Número compuesto</w:t>
+            </w:r>
+          </w:p>
+        </w:tc>
+        <w:tc>
+          <w:tcPr>
+            <w:tcW w:type="dxa" w:w="3160"/>
+            <w:tcMar>
+              <w:top w:type="dxa" w:w="80"/>
+              <w:left w:type="dxa" w:w="100"/>
+              <w:bottom w:type="dxa" w:w="80"/>
+              <w:right w:type="dxa" w:w="100"/>
+            </w:tcMar>
+            <w:vAlign w:val="top"/>
+          </w:tcPr>
+          <w:p>
+            <w:pPr>
+              <w:spacing w:after="0"/>
+            </w:pPr>
+            <w:r>
+              <w:rPr>
+                <w:sz w:val="20"/>
+                <w:szCs w:val="20"/>
+              </w:rPr>
+              <w:t xml:space="preserve">A number bigger than 1 that you can divide by more than just 1 and itself.</w:t>
+            </w:r>
+          </w:p>
+        </w:tc>
+        <w:tc>
+          <w:tcPr>
+            <w:tcW w:type="dxa" w:w="2200"/>
+            <w:tcMar>
+              <w:top w:type="dxa" w:w="80"/>
+              <w:left w:type="dxa" w:w="100"/>
+              <w:bottom w:type="dxa" w:w="80"/>
+              <w:right w:type="dxa" w:w="100"/>
+            </w:tcMar>
+            <w:vAlign w:val="top"/>
+          </w:tcPr>
+          <w:p>
+            <w:pPr>
+              <w:spacing w:after="40"/>
+            </w:pPr>
             <w:r>
               <w:rPr>
                 <w:i/>
@@ -517,89 +841,41 @@
                 <w:sz w:val="19"/>
                 <w:szCs w:val="19"/>
               </w:rPr>
-              <w:t xml:space="preserve">   Número primo</w:t>
-            </w:r>
-          </w:p>
+              <w:t xml:space="preserve">Not Composite number: write a counter-example that breaks the definition.</w:t>
+            </w:r>
+          </w:p>
+          <w:p>
+            <w:pPr>
+              <w:pBdr>
+                <w:bottom w:val="single" w:color="AFBECC" w:sz="6"/>
+              </w:pBdr>
+              <w:spacing w:after="30" w:before="150"/>
+            </w:pPr>
+            <w:r>
+              <w:t xml:space="preserve"/>
+            </w:r>
+          </w:p>
+        </w:tc>
+        <w:tc>
+          <w:tcPr>
+            <w:tcW w:type="dxa" w:w="2200"/>
+            <w:tcMar>
+              <w:top w:type="dxa" w:w="80"/>
+              <w:left w:type="dxa" w:w="100"/>
+              <w:bottom w:type="dxa" w:w="80"/>
+              <w:right w:type="dxa" w:w="100"/>
+            </w:tcMar>
+            <w:vAlign w:val="top"/>
+          </w:tcPr>
           <w:p>
             <w:pPr>
               <w:spacing w:after="40"/>
-            </w:pPr>
-            <w:r>
-              <w:rPr>
-                <w:sz w:val="21"/>
-                <w:szCs w:val="21"/>
-              </w:rPr>
-              <w:t xml:space="preserve">A number bigger than 1 that you can only divide by 1 and itself.</w:t>
-            </w:r>
-          </w:p>
-          <w:p>
-            <w:pPr>
-              <w:spacing w:after="0"/>
-            </w:pPr>
-            <w:r>
-              <w:rPr>
-                <w:b/>
-                <w:bCs/>
-                <w:color w:val="1FA6A2"/>
-                <w:sz w:val="18"/>
-                <w:szCs w:val="18"/>
-              </w:rPr>
-              <w:t xml:space="preserve">Example:  </w:t>
-            </w:r>
-            <w:r>
-              <w:rPr>
-                <w:i/>
-                <w:iCs/>
-                <w:color w:val="5F6F80"/>
-                <w:sz w:val="18"/>
-                <w:szCs w:val="18"/>
-              </w:rPr>
-              <w:t xml:space="preserve">7 has only two factors: 1 × 7. So 7 is prime.</w:t>
-            </w:r>
-          </w:p>
-        </w:tc>
-      </w:tr>
-    </w:tbl>
-    <w:tbl>
-      <w:tblPr>
-        <w:tblW w:type="pct" w:w="100%"/>
-        <w:tblBorders>
-          <w:top w:val="none" w:color="FFFFFF" w:sz="0"/>
-          <w:left w:val="none" w:color="FFFFFF" w:sz="0"/>
-          <w:bottom w:val="single" w:color="C7D2DD" w:sz="4"/>
-          <w:right w:val="none" w:color="FFFFFF" w:sz="0"/>
-          <w:insideH w:val="none" w:color="FFFFFF" w:sz="0"/>
-          <w:insideV w:val="none" w:color="FFFFFF" w:sz="0"/>
-        </w:tblBorders>
-      </w:tblPr>
-      <w:tblGrid>
-        <w:gridCol w:w="1800"/>
-        <w:gridCol w:w="7560"/>
-      </w:tblGrid>
-      <w:tr>
-        <w:trPr>
-          <w:cantSplit/>
-        </w:trPr>
-        <w:tc>
-          <w:tcPr>
-            <w:tcW w:type="dxa" w:w="1800"/>
-            <w:tcMar>
-              <w:top w:type="dxa" w:w="100"/>
-              <w:left w:type="dxa" w:w="40"/>
-              <w:bottom w:type="dxa" w:w="100"/>
-              <w:right w:type="dxa" w:w="120"/>
-            </w:tcMar>
-            <w:vAlign w:val="center"/>
-          </w:tcPr>
-          <w:p>
-            <w:pPr>
-              <w:spacing w:after="0"/>
               <w:jc w:val="center"/>
             </w:pPr>
             <w:r>
               <w:drawing>
                 <wp:inline distT="0" distB="0" distL="0" distR="0">
-                  <wp:extent cx="1047750" cy="790575"/>
+                  <wp:extent cx="876300" cy="657225"/>
                   <wp:effectExtent t="0" r="0" b="0" l="0"/>
                   <wp:docPr id="1" name="" descr="" title=""/>
                   <wp:cNvGraphicFramePr>
@@ -624,7 +900,7 @@
                         <pic:spPr bwMode="auto">
                           <a:xfrm>
                             <a:off x="0" y="0"/>
-                            <a:ext cx="1047750" cy="790575"/>
+                            <a:ext cx="876300" cy="657225"/>
                           </a:xfrm>
                           <a:prstGeom prst="rect">
                             <a:avLst/>
@@ -637,32 +913,108 @@
               </w:drawing>
             </w:r>
           </w:p>
-        </w:tc>
-        <w:tc>
-          <w:tcPr>
-            <w:tcW w:type="dxa" w:w="7560"/>
-            <w:tcMar>
-              <w:top w:type="dxa" w:w="100"/>
-              <w:left w:type="dxa" w:w="40"/>
-              <w:bottom w:type="dxa" w:w="100"/>
-              <w:right w:type="dxa" w:w="40"/>
-            </w:tcMar>
-            <w:vAlign w:val="center"/>
-          </w:tcPr>
-          <w:p>
-            <w:pPr>
-              <w:spacing w:after="50"/>
+          <w:p>
+            <w:pPr>
+              <w:spacing w:after="0"/>
+            </w:pPr>
+            <w:r>
+              <w:rPr>
+                <w:i/>
+                <w:iCs/>
+                <w:color w:val="5F6F80"/>
+                <w:sz w:val="18"/>
+                <w:szCs w:val="18"/>
+              </w:rPr>
+              <w:t xml:space="preserve">12 = 1 × 12, 2 × 6, 3 × 4 — six factors, so 12 is composite</w:t>
+            </w:r>
+          </w:p>
+        </w:tc>
+      </w:tr>
+      <w:tr>
+        <w:trPr>
+          <w:cantSplit/>
+        </w:trPr>
+        <w:tc>
+          <w:tcPr>
+            <w:tcW w:type="dxa" w:w="1800"/>
+            <w:tcMar>
+              <w:top w:type="dxa" w:w="80"/>
+              <w:left w:type="dxa" w:w="100"/>
+              <w:bottom w:type="dxa" w:w="80"/>
+              <w:right w:type="dxa" w:w="100"/>
+            </w:tcMar>
+            <w:vAlign w:val="top"/>
+          </w:tcPr>
+          <w:p>
+            <w:pPr>
+              <w:spacing w:after="30"/>
             </w:pPr>
             <w:r>
               <w:rPr>
                 <w:b/>
                 <w:bCs/>
                 <w:color w:val="12355B"/>
-                <w:sz w:val="24"/>
-                <w:szCs w:val="24"/>
-              </w:rPr>
-              <w:t xml:space="preserve">Composite number</w:t>
-            </w:r>
+                <w:sz w:val="21"/>
+                <w:szCs w:val="21"/>
+              </w:rPr>
+              <w:t xml:space="preserve">Factor</w:t>
+            </w:r>
+          </w:p>
+          <w:p>
+            <w:pPr>
+              <w:spacing w:after="0"/>
+            </w:pPr>
+            <w:r>
+              <w:rPr>
+                <w:i/>
+                <w:iCs/>
+                <w:color w:val="5F6F80"/>
+                <w:sz w:val="18"/>
+                <w:szCs w:val="18"/>
+              </w:rPr>
+              <w:t xml:space="preserve">Factor</w:t>
+            </w:r>
+          </w:p>
+        </w:tc>
+        <w:tc>
+          <w:tcPr>
+            <w:tcW w:type="dxa" w:w="3160"/>
+            <w:tcMar>
+              <w:top w:type="dxa" w:w="80"/>
+              <w:left w:type="dxa" w:w="100"/>
+              <w:bottom w:type="dxa" w:w="80"/>
+              <w:right w:type="dxa" w:w="100"/>
+            </w:tcMar>
+            <w:vAlign w:val="top"/>
+          </w:tcPr>
+          <w:p>
+            <w:pPr>
+              <w:spacing w:after="0"/>
+            </w:pPr>
+            <w:r>
+              <w:rPr>
+                <w:sz w:val="20"/>
+                <w:szCs w:val="20"/>
+              </w:rPr>
+              <w:t xml:space="preserve">A factor of a whole number divides it evenly, with no remainder. For example, 3 is a factor of 12 because 12 ÷ 3 = 4.</w:t>
+            </w:r>
+          </w:p>
+        </w:tc>
+        <w:tc>
+          <w:tcPr>
+            <w:tcW w:type="dxa" w:w="2200"/>
+            <w:tcMar>
+              <w:top w:type="dxa" w:w="80"/>
+              <w:left w:type="dxa" w:w="100"/>
+              <w:bottom w:type="dxa" w:w="80"/>
+              <w:right w:type="dxa" w:w="100"/>
+            </w:tcMar>
+            <w:vAlign w:val="top"/>
+          </w:tcPr>
+          <w:p>
+            <w:pPr>
+              <w:spacing w:after="40"/>
+            </w:pPr>
             <w:r>
               <w:rPr>
                 <w:i/>
@@ -671,89 +1023,41 @@
                 <w:sz w:val="19"/>
                 <w:szCs w:val="19"/>
               </w:rPr>
-              <w:t xml:space="preserve">   Número compuesto</w:t>
-            </w:r>
-          </w:p>
+              <w:t xml:space="preserve">Not Factor: write a counter-example that breaks the definition.</w:t>
+            </w:r>
+          </w:p>
+          <w:p>
+            <w:pPr>
+              <w:pBdr>
+                <w:bottom w:val="single" w:color="AFBECC" w:sz="6"/>
+              </w:pBdr>
+              <w:spacing w:after="30" w:before="150"/>
+            </w:pPr>
+            <w:r>
+              <w:t xml:space="preserve"/>
+            </w:r>
+          </w:p>
+        </w:tc>
+        <w:tc>
+          <w:tcPr>
+            <w:tcW w:type="dxa" w:w="2200"/>
+            <w:tcMar>
+              <w:top w:type="dxa" w:w="80"/>
+              <w:left w:type="dxa" w:w="100"/>
+              <w:bottom w:type="dxa" w:w="80"/>
+              <w:right w:type="dxa" w:w="100"/>
+            </w:tcMar>
+            <w:vAlign w:val="top"/>
+          </w:tcPr>
           <w:p>
             <w:pPr>
               <w:spacing w:after="40"/>
-            </w:pPr>
-            <w:r>
-              <w:rPr>
-                <w:sz w:val="21"/>
-                <w:szCs w:val="21"/>
-              </w:rPr>
-              <w:t xml:space="preserve">A number bigger than 1 that you can divide by more than just 1 and itself.</w:t>
-            </w:r>
-          </w:p>
-          <w:p>
-            <w:pPr>
-              <w:spacing w:after="0"/>
-            </w:pPr>
-            <w:r>
-              <w:rPr>
-                <w:b/>
-                <w:bCs/>
-                <w:color w:val="1FA6A2"/>
-                <w:sz w:val="18"/>
-                <w:szCs w:val="18"/>
-              </w:rPr>
-              <w:t xml:space="preserve">Example:  </w:t>
-            </w:r>
-            <w:r>
-              <w:rPr>
-                <w:i/>
-                <w:iCs/>
-                <w:color w:val="5F6F80"/>
-                <w:sz w:val="18"/>
-                <w:szCs w:val="18"/>
-              </w:rPr>
-              <w:t xml:space="preserve">12 = 1 × 12, 2 × 6, 3 × 4 — six factors, so 12 is composite</w:t>
-            </w:r>
-          </w:p>
-        </w:tc>
-      </w:tr>
-    </w:tbl>
-    <w:tbl>
-      <w:tblPr>
-        <w:tblW w:type="pct" w:w="100%"/>
-        <w:tblBorders>
-          <w:top w:val="none" w:color="FFFFFF" w:sz="0"/>
-          <w:left w:val="none" w:color="FFFFFF" w:sz="0"/>
-          <w:bottom w:val="single" w:color="C7D2DD" w:sz="4"/>
-          <w:right w:val="none" w:color="FFFFFF" w:sz="0"/>
-          <w:insideH w:val="none" w:color="FFFFFF" w:sz="0"/>
-          <w:insideV w:val="none" w:color="FFFFFF" w:sz="0"/>
-        </w:tblBorders>
-      </w:tblPr>
-      <w:tblGrid>
-        <w:gridCol w:w="1800"/>
-        <w:gridCol w:w="7560"/>
-      </w:tblGrid>
-      <w:tr>
-        <w:trPr>
-          <w:cantSplit/>
-        </w:trPr>
-        <w:tc>
-          <w:tcPr>
-            <w:tcW w:type="dxa" w:w="1800"/>
-            <w:tcMar>
-              <w:top w:type="dxa" w:w="100"/>
-              <w:left w:type="dxa" w:w="40"/>
-              <w:bottom w:type="dxa" w:w="100"/>
-              <w:right w:type="dxa" w:w="120"/>
-            </w:tcMar>
-            <w:vAlign w:val="center"/>
-          </w:tcPr>
-          <w:p>
-            <w:pPr>
-              <w:spacing w:after="0"/>
               <w:jc w:val="center"/>
             </w:pPr>
             <w:r>
               <w:drawing>
                 <wp:inline distT="0" distB="0" distL="0" distR="0">
-                  <wp:extent cx="1047750" cy="790575"/>
+                  <wp:extent cx="876300" cy="657225"/>
                   <wp:effectExtent t="0" r="0" b="0" l="0"/>
                   <wp:docPr id="1" name="" descr="" title=""/>
                   <wp:cNvGraphicFramePr>
@@ -778,7 +1082,7 @@
                         <pic:spPr bwMode="auto">
                           <a:xfrm>
                             <a:off x="0" y="0"/>
-                            <a:ext cx="1047750" cy="790575"/>
+                            <a:ext cx="876300" cy="657225"/>
                           </a:xfrm>
                           <a:prstGeom prst="rect">
                             <a:avLst/>
@@ -791,32 +1095,108 @@
               </w:drawing>
             </w:r>
           </w:p>
-        </w:tc>
-        <w:tc>
-          <w:tcPr>
-            <w:tcW w:type="dxa" w:w="7560"/>
-            <w:tcMar>
-              <w:top w:type="dxa" w:w="100"/>
-              <w:left w:type="dxa" w:w="40"/>
-              <w:bottom w:type="dxa" w:w="100"/>
-              <w:right w:type="dxa" w:w="40"/>
-            </w:tcMar>
-            <w:vAlign w:val="center"/>
-          </w:tcPr>
-          <w:p>
-            <w:pPr>
-              <w:spacing w:after="50"/>
+          <w:p>
+            <w:pPr>
+              <w:spacing w:after="0"/>
+            </w:pPr>
+            <w:r>
+              <w:rPr>
+                <w:i/>
+                <w:iCs/>
+                <w:color w:val="5F6F80"/>
+                <w:sz w:val="18"/>
+                <w:szCs w:val="18"/>
+              </w:rPr>
+              <w:t xml:space="preserve">Factors of 12: 1, 2, 3, 4, 6, 12 — each divides 12 evenly.</w:t>
+            </w:r>
+          </w:p>
+        </w:tc>
+      </w:tr>
+      <w:tr>
+        <w:trPr>
+          <w:cantSplit/>
+        </w:trPr>
+        <w:tc>
+          <w:tcPr>
+            <w:tcW w:type="dxa" w:w="1800"/>
+            <w:tcMar>
+              <w:top w:type="dxa" w:w="80"/>
+              <w:left w:type="dxa" w:w="100"/>
+              <w:bottom w:type="dxa" w:w="80"/>
+              <w:right w:type="dxa" w:w="100"/>
+            </w:tcMar>
+            <w:vAlign w:val="top"/>
+          </w:tcPr>
+          <w:p>
+            <w:pPr>
+              <w:spacing w:after="30"/>
             </w:pPr>
             <w:r>
               <w:rPr>
                 <w:b/>
                 <w:bCs/>
                 <w:color w:val="12355B"/>
-                <w:sz w:val="24"/>
-                <w:szCs w:val="24"/>
-              </w:rPr>
-              <w:t xml:space="preserve">Factor</w:t>
-            </w:r>
+                <w:sz w:val="21"/>
+                <w:szCs w:val="21"/>
+              </w:rPr>
+              <w:t xml:space="preserve">Factor tree</w:t>
+            </w:r>
+          </w:p>
+          <w:p>
+            <w:pPr>
+              <w:spacing w:after="0"/>
+            </w:pPr>
+            <w:r>
+              <w:rPr>
+                <w:i/>
+                <w:iCs/>
+                <w:color w:val="5F6F80"/>
+                <w:sz w:val="18"/>
+                <w:szCs w:val="18"/>
+              </w:rPr>
+              <w:t xml:space="preserve">Árbol de factores</w:t>
+            </w:r>
+          </w:p>
+        </w:tc>
+        <w:tc>
+          <w:tcPr>
+            <w:tcW w:type="dxa" w:w="3160"/>
+            <w:tcMar>
+              <w:top w:type="dxa" w:w="80"/>
+              <w:left w:type="dxa" w:w="100"/>
+              <w:bottom w:type="dxa" w:w="80"/>
+              <w:right w:type="dxa" w:w="100"/>
+            </w:tcMar>
+            <w:vAlign w:val="top"/>
+          </w:tcPr>
+          <w:p>
+            <w:pPr>
+              <w:spacing w:after="0"/>
+            </w:pPr>
+            <w:r>
+              <w:rPr>
+                <w:sz w:val="20"/>
+                <w:szCs w:val="20"/>
+              </w:rPr>
+              <w:t xml:space="preserve">A picture that splits a number into its prime numbers, step by step.</w:t>
+            </w:r>
+          </w:p>
+        </w:tc>
+        <w:tc>
+          <w:tcPr>
+            <w:tcW w:type="dxa" w:w="2200"/>
+            <w:tcMar>
+              <w:top w:type="dxa" w:w="80"/>
+              <w:left w:type="dxa" w:w="100"/>
+              <w:bottom w:type="dxa" w:w="80"/>
+              <w:right w:type="dxa" w:w="100"/>
+            </w:tcMar>
+            <w:vAlign w:val="top"/>
+          </w:tcPr>
+          <w:p>
+            <w:pPr>
+              <w:spacing w:after="40"/>
+            </w:pPr>
             <w:r>
               <w:rPr>
                 <w:i/>
@@ -825,89 +1205,41 @@
                 <w:sz w:val="19"/>
                 <w:szCs w:val="19"/>
               </w:rPr>
-              <w:t xml:space="preserve">   Factor</w:t>
-            </w:r>
-          </w:p>
+              <w:t xml:space="preserve">Not Factor tree: write a counter-example that breaks the definition.</w:t>
+            </w:r>
+          </w:p>
+          <w:p>
+            <w:pPr>
+              <w:pBdr>
+                <w:bottom w:val="single" w:color="AFBECC" w:sz="6"/>
+              </w:pBdr>
+              <w:spacing w:after="30" w:before="150"/>
+            </w:pPr>
+            <w:r>
+              <w:t xml:space="preserve"/>
+            </w:r>
+          </w:p>
+        </w:tc>
+        <w:tc>
+          <w:tcPr>
+            <w:tcW w:type="dxa" w:w="2200"/>
+            <w:tcMar>
+              <w:top w:type="dxa" w:w="80"/>
+              <w:left w:type="dxa" w:w="100"/>
+              <w:bottom w:type="dxa" w:w="80"/>
+              <w:right w:type="dxa" w:w="100"/>
+            </w:tcMar>
+            <w:vAlign w:val="top"/>
+          </w:tcPr>
           <w:p>
             <w:pPr>
               <w:spacing w:after="40"/>
-            </w:pPr>
-            <w:r>
-              <w:rPr>
-                <w:sz w:val="21"/>
-                <w:szCs w:val="21"/>
-              </w:rPr>
-              <w:t xml:space="preserve">A factor of a whole number divides it evenly, with no remainder. For example, 3 is a factor of 12 because 12 ÷ 3 = 4.</w:t>
-            </w:r>
-          </w:p>
-          <w:p>
-            <w:pPr>
-              <w:spacing w:after="0"/>
-            </w:pPr>
-            <w:r>
-              <w:rPr>
-                <w:b/>
-                <w:bCs/>
-                <w:color w:val="1FA6A2"/>
-                <w:sz w:val="18"/>
-                <w:szCs w:val="18"/>
-              </w:rPr>
-              <w:t xml:space="preserve">Example:  </w:t>
-            </w:r>
-            <w:r>
-              <w:rPr>
-                <w:i/>
-                <w:iCs/>
-                <w:color w:val="5F6F80"/>
-                <w:sz w:val="18"/>
-                <w:szCs w:val="18"/>
-              </w:rPr>
-              <w:t xml:space="preserve">Factors of 12: 1, 2, 3, 4, 6, 12 — each divides 12 evenly.</w:t>
-            </w:r>
-          </w:p>
-        </w:tc>
-      </w:tr>
-    </w:tbl>
-    <w:tbl>
-      <w:tblPr>
-        <w:tblW w:type="pct" w:w="100%"/>
-        <w:tblBorders>
-          <w:top w:val="none" w:color="FFFFFF" w:sz="0"/>
-          <w:left w:val="none" w:color="FFFFFF" w:sz="0"/>
-          <w:bottom w:val="single" w:color="C7D2DD" w:sz="4"/>
-          <w:right w:val="none" w:color="FFFFFF" w:sz="0"/>
-          <w:insideH w:val="none" w:color="FFFFFF" w:sz="0"/>
-          <w:insideV w:val="none" w:color="FFFFFF" w:sz="0"/>
-        </w:tblBorders>
-      </w:tblPr>
-      <w:tblGrid>
-        <w:gridCol w:w="1800"/>
-        <w:gridCol w:w="7560"/>
-      </w:tblGrid>
-      <w:tr>
-        <w:trPr>
-          <w:cantSplit/>
-        </w:trPr>
-        <w:tc>
-          <w:tcPr>
-            <w:tcW w:type="dxa" w:w="1800"/>
-            <w:tcMar>
-              <w:top w:type="dxa" w:w="100"/>
-              <w:left w:type="dxa" w:w="40"/>
-              <w:bottom w:type="dxa" w:w="100"/>
-              <w:right w:type="dxa" w:w="120"/>
-            </w:tcMar>
-            <w:vAlign w:val="center"/>
-          </w:tcPr>
-          <w:p>
-            <w:pPr>
-              <w:spacing w:after="0"/>
               <w:jc w:val="center"/>
             </w:pPr>
             <w:r>
               <w:drawing>
                 <wp:inline distT="0" distB="0" distL="0" distR="0">
-                  <wp:extent cx="1047750" cy="790575"/>
+                  <wp:extent cx="876300" cy="657225"/>
                   <wp:effectExtent t="0" r="0" b="0" l="0"/>
                   <wp:docPr id="1" name="" descr="" title=""/>
                   <wp:cNvGraphicFramePr>
@@ -932,7 +1264,7 @@
                         <pic:spPr bwMode="auto">
                           <a:xfrm>
                             <a:off x="0" y="0"/>
-                            <a:ext cx="1047750" cy="790575"/>
+                            <a:ext cx="876300" cy="657225"/>
                           </a:xfrm>
                           <a:prstGeom prst="rect">
                             <a:avLst/>
@@ -945,32 +1277,108 @@
               </w:drawing>
             </w:r>
           </w:p>
-        </w:tc>
-        <w:tc>
-          <w:tcPr>
-            <w:tcW w:type="dxa" w:w="7560"/>
-            <w:tcMar>
-              <w:top w:type="dxa" w:w="100"/>
-              <w:left w:type="dxa" w:w="40"/>
-              <w:bottom w:type="dxa" w:w="100"/>
-              <w:right w:type="dxa" w:w="40"/>
-            </w:tcMar>
-            <w:vAlign w:val="center"/>
-          </w:tcPr>
-          <w:p>
-            <w:pPr>
-              <w:spacing w:after="50"/>
+          <w:p>
+            <w:pPr>
+              <w:spacing w:after="0"/>
+            </w:pPr>
+            <w:r>
+              <w:rPr>
+                <w:i/>
+                <w:iCs/>
+                <w:color w:val="5F6F80"/>
+                <w:sz w:val="18"/>
+                <w:szCs w:val="18"/>
+              </w:rPr>
+              <w:t xml:space="preserve">24 → 4 × 6 → (2 × 2) × (2 × 3) → 2 × 2 × 2 × 3</w:t>
+            </w:r>
+          </w:p>
+        </w:tc>
+      </w:tr>
+      <w:tr>
+        <w:trPr>
+          <w:cantSplit/>
+        </w:trPr>
+        <w:tc>
+          <w:tcPr>
+            <w:tcW w:type="dxa" w:w="1800"/>
+            <w:tcMar>
+              <w:top w:type="dxa" w:w="80"/>
+              <w:left w:type="dxa" w:w="100"/>
+              <w:bottom w:type="dxa" w:w="80"/>
+              <w:right w:type="dxa" w:w="100"/>
+            </w:tcMar>
+            <w:vAlign w:val="top"/>
+          </w:tcPr>
+          <w:p>
+            <w:pPr>
+              <w:spacing w:after="30"/>
             </w:pPr>
             <w:r>
               <w:rPr>
                 <w:b/>
                 <w:bCs/>
                 <w:color w:val="12355B"/>
-                <w:sz w:val="24"/>
-                <w:szCs w:val="24"/>
-              </w:rPr>
-              <w:t xml:space="preserve">Factor tree</w:t>
-            </w:r>
+                <w:sz w:val="21"/>
+                <w:szCs w:val="21"/>
+              </w:rPr>
+              <w:t xml:space="preserve">Exponent</w:t>
+            </w:r>
+          </w:p>
+          <w:p>
+            <w:pPr>
+              <w:spacing w:after="0"/>
+            </w:pPr>
+            <w:r>
+              <w:rPr>
+                <w:i/>
+                <w:iCs/>
+                <w:color w:val="5F6F80"/>
+                <w:sz w:val="18"/>
+                <w:szCs w:val="18"/>
+              </w:rPr>
+              <w:t xml:space="preserve">Exponente</w:t>
+            </w:r>
+          </w:p>
+        </w:tc>
+        <w:tc>
+          <w:tcPr>
+            <w:tcW w:type="dxa" w:w="3160"/>
+            <w:tcMar>
+              <w:top w:type="dxa" w:w="80"/>
+              <w:left w:type="dxa" w:w="100"/>
+              <w:bottom w:type="dxa" w:w="80"/>
+              <w:right w:type="dxa" w:w="100"/>
+            </w:tcMar>
+            <w:vAlign w:val="top"/>
+          </w:tcPr>
+          <w:p>
+            <w:pPr>
+              <w:spacing w:after="0"/>
+            </w:pPr>
+            <w:r>
+              <w:rPr>
+                <w:sz w:val="20"/>
+                <w:szCs w:val="20"/>
+              </w:rPr>
+              <w:t xml:space="preserve">A small number that tells how many times to multiply a number by itself.</w:t>
+            </w:r>
+          </w:p>
+        </w:tc>
+        <w:tc>
+          <w:tcPr>
+            <w:tcW w:type="dxa" w:w="2200"/>
+            <w:tcMar>
+              <w:top w:type="dxa" w:w="80"/>
+              <w:left w:type="dxa" w:w="100"/>
+              <w:bottom w:type="dxa" w:w="80"/>
+              <w:right w:type="dxa" w:w="100"/>
+            </w:tcMar>
+            <w:vAlign w:val="top"/>
+          </w:tcPr>
+          <w:p>
+            <w:pPr>
+              <w:spacing w:after="40"/>
+            </w:pPr>
             <w:r>
               <w:rPr>
                 <w:i/>
@@ -979,89 +1387,41 @@
                 <w:sz w:val="19"/>
                 <w:szCs w:val="19"/>
               </w:rPr>
-              <w:t xml:space="preserve">   Árbol de factores</w:t>
-            </w:r>
-          </w:p>
+              <w:t xml:space="preserve">Not Exponent: write a counter-example that breaks the definition.</w:t>
+            </w:r>
+          </w:p>
+          <w:p>
+            <w:pPr>
+              <w:pBdr>
+                <w:bottom w:val="single" w:color="AFBECC" w:sz="6"/>
+              </w:pBdr>
+              <w:spacing w:after="30" w:before="150"/>
+            </w:pPr>
+            <w:r>
+              <w:t xml:space="preserve"/>
+            </w:r>
+          </w:p>
+        </w:tc>
+        <w:tc>
+          <w:tcPr>
+            <w:tcW w:type="dxa" w:w="2200"/>
+            <w:tcMar>
+              <w:top w:type="dxa" w:w="80"/>
+              <w:left w:type="dxa" w:w="100"/>
+              <w:bottom w:type="dxa" w:w="80"/>
+              <w:right w:type="dxa" w:w="100"/>
+            </w:tcMar>
+            <w:vAlign w:val="top"/>
+          </w:tcPr>
           <w:p>
             <w:pPr>
               <w:spacing w:after="40"/>
-            </w:pPr>
-            <w:r>
-              <w:rPr>
-                <w:sz w:val="21"/>
-                <w:szCs w:val="21"/>
-              </w:rPr>
-              <w:t xml:space="preserve">A picture that splits a number into its prime numbers, step by step.</w:t>
-            </w:r>
-          </w:p>
-          <w:p>
-            <w:pPr>
-              <w:spacing w:after="0"/>
-            </w:pPr>
-            <w:r>
-              <w:rPr>
-                <w:b/>
-                <w:bCs/>
-                <w:color w:val="1FA6A2"/>
-                <w:sz w:val="18"/>
-                <w:szCs w:val="18"/>
-              </w:rPr>
-              <w:t xml:space="preserve">Example:  </w:t>
-            </w:r>
-            <w:r>
-              <w:rPr>
-                <w:i/>
-                <w:iCs/>
-                <w:color w:val="5F6F80"/>
-                <w:sz w:val="18"/>
-                <w:szCs w:val="18"/>
-              </w:rPr>
-              <w:t xml:space="preserve">24 → 4 × 6 → (2 × 2) × (2 × 3) → 2 × 2 × 2 × 3</w:t>
-            </w:r>
-          </w:p>
-        </w:tc>
-      </w:tr>
-    </w:tbl>
-    <w:tbl>
-      <w:tblPr>
-        <w:tblW w:type="pct" w:w="100%"/>
-        <w:tblBorders>
-          <w:top w:val="none" w:color="FFFFFF" w:sz="0"/>
-          <w:left w:val="none" w:color="FFFFFF" w:sz="0"/>
-          <w:bottom w:val="single" w:color="C7D2DD" w:sz="4"/>
-          <w:right w:val="none" w:color="FFFFFF" w:sz="0"/>
-          <w:insideH w:val="none" w:color="FFFFFF" w:sz="0"/>
-          <w:insideV w:val="none" w:color="FFFFFF" w:sz="0"/>
-        </w:tblBorders>
-      </w:tblPr>
-      <w:tblGrid>
-        <w:gridCol w:w="1800"/>
-        <w:gridCol w:w="7560"/>
-      </w:tblGrid>
-      <w:tr>
-        <w:trPr>
-          <w:cantSplit/>
-        </w:trPr>
-        <w:tc>
-          <w:tcPr>
-            <w:tcW w:type="dxa" w:w="1800"/>
-            <w:tcMar>
-              <w:top w:type="dxa" w:w="100"/>
-              <w:left w:type="dxa" w:w="40"/>
-              <w:bottom w:type="dxa" w:w="100"/>
-              <w:right w:type="dxa" w:w="120"/>
-            </w:tcMar>
-            <w:vAlign w:val="center"/>
-          </w:tcPr>
-          <w:p>
-            <w:pPr>
-              <w:spacing w:after="0"/>
               <w:jc w:val="center"/>
             </w:pPr>
             <w:r>
               <w:drawing>
                 <wp:inline distT="0" distB="0" distL="0" distR="0">
-                  <wp:extent cx="1047750" cy="790575"/>
+                  <wp:extent cx="876300" cy="657225"/>
                   <wp:effectExtent t="0" r="0" b="0" l="0"/>
                   <wp:docPr id="1" name="" descr="" title=""/>
                   <wp:cNvGraphicFramePr>
@@ -1086,7 +1446,7 @@
                         <pic:spPr bwMode="auto">
                           <a:xfrm>
                             <a:off x="0" y="0"/>
-                            <a:ext cx="1047750" cy="790575"/>
+                            <a:ext cx="876300" cy="657225"/>
                           </a:xfrm>
                           <a:prstGeom prst="rect">
                             <a:avLst/>
@@ -1099,69 +1459,10 @@
               </w:drawing>
             </w:r>
           </w:p>
-        </w:tc>
-        <w:tc>
-          <w:tcPr>
-            <w:tcW w:type="dxa" w:w="7560"/>
-            <w:tcMar>
-              <w:top w:type="dxa" w:w="100"/>
-              <w:left w:type="dxa" w:w="40"/>
-              <w:bottom w:type="dxa" w:w="100"/>
-              <w:right w:type="dxa" w:w="40"/>
-            </w:tcMar>
-            <w:vAlign w:val="center"/>
-          </w:tcPr>
-          <w:p>
-            <w:pPr>
-              <w:spacing w:after="50"/>
-            </w:pPr>
-            <w:r>
-              <w:rPr>
-                <w:b/>
-                <w:bCs/>
-                <w:color w:val="12355B"/>
-                <w:sz w:val="24"/>
-                <w:szCs w:val="24"/>
-              </w:rPr>
-              <w:t xml:space="preserve">Exponent</w:t>
-            </w:r>
-            <w:r>
-              <w:rPr>
-                <w:i/>
-                <w:iCs/>
-                <w:color w:val="5F6F80"/>
-                <w:sz w:val="19"/>
-                <w:szCs w:val="19"/>
-              </w:rPr>
-              <w:t xml:space="preserve">   Exponente</w:t>
-            </w:r>
-          </w:p>
-          <w:p>
-            <w:pPr>
-              <w:spacing w:after="40"/>
-            </w:pPr>
-            <w:r>
-              <w:rPr>
-                <w:sz w:val="21"/>
-                <w:szCs w:val="21"/>
-              </w:rPr>
-              <w:t xml:space="preserve">A small number that tells how many times to multiply a number by itself.</w:t>
-            </w:r>
-          </w:p>
           <w:p>
             <w:pPr>
               <w:spacing w:after="0"/>
             </w:pPr>
-            <w:r>
-              <w:rPr>
-                <w:b/>
-                <w:bCs/>
-                <w:color w:val="1FA6A2"/>
-                <w:sz w:val="18"/>
-                <w:szCs w:val="18"/>
-              </w:rPr>
-              <w:t xml:space="preserve">Example:  </w:t>
-            </w:r>
             <w:r>
               <w:rPr>
                 <w:i/>
@@ -3515,7 +3816,7 @@
           <w:sz w:val="19"/>
           <w:szCs w:val="19"/>
         </w:rPr>
-        <w:t xml:space="preserve">   You Do — show your work</w:t>
+        <w:t xml:space="preserve">   You Do — show your work and reasoning</w:t>
       </w:r>
     </w:p>
     <w:p>
@@ -3530,7 +3831,7 @@
           <w:sz w:val="19"/>
           <w:szCs w:val="19"/>
         </w:rPr>
-        <w:t xml:space="preserve">Solve each problem. Show your thinking in the work box.</w:t>
+        <w:t xml:space="preserve">Solve each problem in the middle column and explain your reasoning using the sentence starters on the right.</w:t>
       </w:r>
     </w:p>
     <w:p>
@@ -3559,120 +3860,219 @@
         <w:t xml:space="preserve">   extra scaffolding</w:t>
       </w:r>
     </w:p>
-    <w:p>
-      <w:pPr>
-        <w:keepNext/>
-        <w:spacing w:after="60" w:before="160"/>
-      </w:pPr>
-      <w:r>
-        <w:rPr>
-          <w:b/>
-          <w:bCs/>
-          <w:color w:val="12355B"/>
-          <w:sz w:val="22"/>
-          <w:szCs w:val="22"/>
-        </w:rPr>
-        <w:t xml:space="preserve">1.  </w:t>
-      </w:r>
-      <w:r>
-        <w:rPr>
-          <w:b/>
-          <w:bCs/>
-          <w:sz w:val="21"/>
-          <w:szCs w:val="21"/>
-        </w:rPr>
-        <w:t xml:space="preserve">What is the prime factorization of 18?</w:t>
-      </w:r>
-    </w:p>
-    <w:p>
-      <w:pPr>
-        <w:spacing w:after="40"/>
-        <w:ind w:left="420"/>
-      </w:pPr>
-      <w:r>
-        <w:rPr>
-          <w:sz w:val="20"/>
-          <w:szCs w:val="20"/>
-        </w:rPr>
-        <w:t xml:space="preserve">A)  2 × 3 × 3</w:t>
-      </w:r>
-    </w:p>
-    <w:p>
-      <w:pPr>
-        <w:spacing w:after="40"/>
-        <w:ind w:left="420"/>
-      </w:pPr>
-      <w:r>
-        <w:rPr>
-          <w:sz w:val="20"/>
-          <w:szCs w:val="20"/>
-        </w:rPr>
-        <w:t xml:space="preserve">B)  2 × 9</w:t>
-      </w:r>
-    </w:p>
-    <w:p>
-      <w:pPr>
-        <w:spacing w:after="40"/>
-        <w:ind w:left="420"/>
-      </w:pPr>
-      <w:r>
-        <w:rPr>
-          <w:sz w:val="20"/>
-          <w:szCs w:val="20"/>
-        </w:rPr>
-        <w:t xml:space="preserve">C)  3 × 6</w:t>
-      </w:r>
-    </w:p>
-    <w:p>
-      <w:pPr>
-        <w:spacing w:after="40"/>
-        <w:ind w:left="420"/>
-      </w:pPr>
-      <w:r>
-        <w:rPr>
-          <w:sz w:val="20"/>
-          <w:szCs w:val="20"/>
-        </w:rPr>
-        <w:t xml:space="preserve">D)  6 × 3</w:t>
-      </w:r>
-    </w:p>
-    <w:p>
-      <w:pPr>
-        <w:spacing w:after="20"/>
-      </w:pPr>
-      <w:r>
-        <w:t xml:space="preserve"/>
-      </w:r>
-    </w:p>
     <w:tbl>
       <w:tblPr>
-        <w:tblW w:type="pct" w:w="100%"/>
+        <w:tblW w:type="dxa" w:w="9360"/>
         <w:tblBorders>
           <w:top w:val="single" w:color="C7D2DD" w:sz="6"/>
           <w:left w:val="single" w:color="C7D2DD" w:sz="6"/>
           <w:bottom w:val="single" w:color="C7D2DD" w:sz="6"/>
           <w:right w:val="single" w:color="C7D2DD" w:sz="6"/>
-          <w:insideH w:val="single" w:color="auto" w:sz="4"/>
-          <w:insideV w:val="single" w:color="auto" w:sz="4"/>
+          <w:insideH w:val="single" w:color="C7D2DD" w:sz="6"/>
+          <w:insideV w:val="single" w:color="C7D2DD" w:sz="6"/>
         </w:tblBorders>
       </w:tblPr>
       <w:tblGrid>
-        <w:gridCol w:w="100"/>
+        <w:gridCol w:w="2800"/>
+        <w:gridCol w:w="3560"/>
+        <w:gridCol w:w="3000"/>
       </w:tblGrid>
       <w:tr>
-        <w:tc>
-          <w:tcPr>
+        <w:trPr>
+          <w:cantSplit/>
+          <w:tblHeader/>
+        </w:trPr>
+        <w:tc>
+          <w:tcPr>
+            <w:tcW w:type="dxa" w:w="2800"/>
+            <w:shd w:fill="EEF4F8" w:color="auto" w:val="clear"/>
+            <w:tcMar>
+              <w:top w:type="dxa" w:w="60"/>
+              <w:left w:type="dxa" w:w="100"/>
+              <w:bottom w:type="dxa" w:w="60"/>
+              <w:right w:type="dxa" w:w="100"/>
+            </w:tcMar>
+          </w:tcPr>
+          <w:p>
+            <w:pPr>
+              <w:spacing w:after="0"/>
+            </w:pPr>
+            <w:r>
+              <w:rPr>
+                <w:b/>
+                <w:bCs/>
+                <w:color w:val="12355B"/>
+                <w:sz w:val="16"/>
+                <w:szCs w:val="16"/>
+              </w:rPr>
+              <w:t xml:space="preserve">CORE PROBLEM / GIVEN REPRESENTATION</w:t>
+            </w:r>
+          </w:p>
+        </w:tc>
+        <w:tc>
+          <w:tcPr>
+            <w:tcW w:type="dxa" w:w="3560"/>
+            <w:shd w:fill="EEF4F8" w:color="auto" w:val="clear"/>
+            <w:tcMar>
+              <w:top w:type="dxa" w:w="60"/>
+              <w:left w:type="dxa" w:w="100"/>
+              <w:bottom w:type="dxa" w:w="60"/>
+              <w:right w:type="dxa" w:w="100"/>
+            </w:tcMar>
+          </w:tcPr>
+          <w:p>
+            <w:pPr>
+              <w:spacing w:after="0"/>
+            </w:pPr>
+            <w:r>
+              <w:rPr>
+                <w:b/>
+                <w:bCs/>
+                <w:color w:val="12355B"/>
+                <w:sz w:val="16"/>
+                <w:szCs w:val="16"/>
+              </w:rPr>
+              <w:t xml:space="preserve">WORKING SPACE / CALCULATION STEPS</w:t>
+            </w:r>
+          </w:p>
+        </w:tc>
+        <w:tc>
+          <w:tcPr>
+            <w:tcW w:type="dxa" w:w="3000"/>
             <w:shd w:fill="FBF3E2" w:color="auto" w:val="clear"/>
             <w:tcMar>
               <w:top w:type="dxa" w:w="60"/>
-              <w:left w:type="dxa" w:w="120"/>
+              <w:left w:type="dxa" w:w="100"/>
               <w:bottom w:type="dxa" w:w="60"/>
-              <w:right w:type="dxa" w:w="120"/>
-            </w:tcMar>
-          </w:tcPr>
-          <w:p>
-            <w:pPr>
-              <w:spacing w:after="0" w:line="320"/>
+              <w:right w:type="dxa" w:w="100"/>
+            </w:tcMar>
+          </w:tcPr>
+          <w:p>
+            <w:pPr>
+              <w:spacing w:after="0"/>
+            </w:pPr>
+            <w:r>
+              <w:rPr>
+                <w:b/>
+                <w:bCs/>
+                <w:color w:val="B97A12"/>
+                <w:sz w:val="16"/>
+                <w:szCs w:val="16"/>
+              </w:rPr>
+              <w:t xml:space="preserve">EXPLAIN YOUR REASONING</w:t>
+            </w:r>
+          </w:p>
+        </w:tc>
+      </w:tr>
+      <w:tr>
+        <w:trPr>
+          <w:cantSplit/>
+        </w:trPr>
+        <w:tc>
+          <w:tcPr>
+            <w:tcW w:type="dxa" w:w="2800"/>
+            <w:tcMar>
+              <w:top w:type="dxa" w:w="80"/>
+              <w:left w:type="dxa" w:w="100"/>
+              <w:bottom w:type="dxa" w:w="80"/>
+              <w:right w:type="dxa" w:w="100"/>
+            </w:tcMar>
+            <w:vAlign w:val="top"/>
+          </w:tcPr>
+          <w:p>
+            <w:pPr>
+              <w:spacing w:after="60"/>
+            </w:pPr>
+            <w:r>
+              <w:rPr>
+                <w:b/>
+                <w:bCs/>
+                <w:color w:val="12355B"/>
+                <w:sz w:val="21"/>
+                <w:szCs w:val="21"/>
+              </w:rPr>
+              <w:t xml:space="preserve">1.  </w:t>
+            </w:r>
+            <w:r>
+              <w:rPr>
+                <w:b/>
+                <w:bCs/>
+                <w:sz w:val="20"/>
+                <w:szCs w:val="20"/>
+              </w:rPr>
+              <w:t xml:space="preserve">What is the prime factorization of 18?</w:t>
+            </w:r>
+          </w:p>
+          <w:p>
+            <w:pPr>
+              <w:spacing w:after="30"/>
+              <w:ind w:left="180"/>
+            </w:pPr>
+            <w:r>
+              <w:rPr>
+                <w:sz w:val="19"/>
+                <w:szCs w:val="19"/>
+              </w:rPr>
+              <w:t xml:space="preserve">A)  2 × 3 × 3</w:t>
+            </w:r>
+          </w:p>
+          <w:p>
+            <w:pPr>
+              <w:spacing w:after="30"/>
+              <w:ind w:left="180"/>
+            </w:pPr>
+            <w:r>
+              <w:rPr>
+                <w:sz w:val="19"/>
+                <w:szCs w:val="19"/>
+              </w:rPr>
+              <w:t xml:space="preserve">B)  2 × 9</w:t>
+            </w:r>
+          </w:p>
+          <w:p>
+            <w:pPr>
+              <w:spacing w:after="30"/>
+              <w:ind w:left="180"/>
+            </w:pPr>
+            <w:r>
+              <w:rPr>
+                <w:sz w:val="19"/>
+                <w:szCs w:val="19"/>
+              </w:rPr>
+              <w:t xml:space="preserve">C)  3 × 6</w:t>
+            </w:r>
+          </w:p>
+          <w:p>
+            <w:pPr>
+              <w:spacing w:after="30"/>
+              <w:ind w:left="180"/>
+            </w:pPr>
+            <w:r>
+              <w:rPr>
+                <w:sz w:val="19"/>
+                <w:szCs w:val="19"/>
+              </w:rPr>
+              <w:t xml:space="preserve">D)  6 × 3</w:t>
+            </w:r>
+          </w:p>
+        </w:tc>
+        <w:tc>
+          <w:tcPr>
+            <w:tcW w:type="dxa" w:w="3560"/>
+            <w:tcMar>
+              <w:top w:type="dxa" w:w="80"/>
+              <w:left w:type="dxa" w:w="100"/>
+              <w:bottom w:type="dxa" w:w="80"/>
+              <w:right w:type="dxa" w:w="100"/>
+            </w:tcMar>
+            <w:vAlign w:val="top"/>
+          </w:tcPr>
+          <w:p>
+            <w:pPr>
+              <w:pBdr>
+                <w:bottom w:val="single" w:color="AFBECC" w:sz="6"/>
+              </w:pBdr>
+              <w:spacing w:after="30" w:before="150"/>
             </w:pPr>
             <w:r>
               <w:t xml:space="preserve"/>
@@ -3680,7 +4080,147 @@
           </w:p>
           <w:p>
             <w:pPr>
-              <w:spacing w:after="0" w:line="320"/>
+              <w:pBdr>
+                <w:bottom w:val="single" w:color="AFBECC" w:sz="6"/>
+              </w:pBdr>
+              <w:spacing w:after="30" w:before="150"/>
+            </w:pPr>
+            <w:r>
+              <w:t xml:space="preserve"/>
+            </w:r>
+          </w:p>
+          <w:p>
+            <w:pPr>
+              <w:pBdr>
+                <w:bottom w:val="single" w:color="AFBECC" w:sz="6"/>
+              </w:pBdr>
+              <w:spacing w:after="30" w:before="150"/>
+            </w:pPr>
+            <w:r>
+              <w:t xml:space="preserve"/>
+            </w:r>
+          </w:p>
+          <w:p>
+            <w:pPr>
+              <w:pBdr>
+                <w:bottom w:val="single" w:color="AFBECC" w:sz="6"/>
+              </w:pBdr>
+              <w:spacing w:after="30" w:before="150"/>
+            </w:pPr>
+            <w:r>
+              <w:t xml:space="preserve"/>
+            </w:r>
+          </w:p>
+        </w:tc>
+        <w:tc>
+          <w:tcPr>
+            <w:tcW w:type="dxa" w:w="3000"/>
+            <w:shd w:fill="FBF3E2" w:color="auto" w:val="clear"/>
+            <w:tcMar>
+              <w:top w:type="dxa" w:w="80"/>
+              <w:left w:type="dxa" w:w="100"/>
+              <w:bottom w:type="dxa" w:w="80"/>
+              <w:right w:type="dxa" w:w="100"/>
+            </w:tcMar>
+            <w:vAlign w:val="top"/>
+          </w:tcPr>
+          <w:p>
+            <w:pPr>
+              <w:spacing w:after="40"/>
+            </w:pPr>
+            <w:r>
+              <w:rPr>
+                <w:b/>
+                <w:bCs/>
+                <w:color w:val="12355B"/>
+                <w:sz w:val="19"/>
+                <w:szCs w:val="19"/>
+              </w:rPr>
+              <w:t xml:space="preserve">Because... </w:t>
+            </w:r>
+            <w:r>
+              <w:rPr>
+                <w:color w:val="AFBECC"/>
+                <w:sz w:val="19"/>
+                <w:szCs w:val="19"/>
+              </w:rPr>
+              <w:t xml:space="preserve">________________</w:t>
+            </w:r>
+          </w:p>
+          <w:p>
+            <w:pPr>
+              <w:pBdr>
+                <w:bottom w:val="single" w:color="AFBECC" w:sz="6"/>
+              </w:pBdr>
+              <w:spacing w:after="30" w:before="150"/>
+            </w:pPr>
+            <w:r>
+              <w:t xml:space="preserve"/>
+            </w:r>
+          </w:p>
+          <w:p>
+            <w:pPr>
+              <w:spacing w:after="40" w:before="80"/>
+            </w:pPr>
+            <w:r>
+              <w:rPr>
+                <w:b/>
+                <w:bCs/>
+                <w:color w:val="6B4FA0"/>
+                <w:sz w:val="19"/>
+                <w:szCs w:val="19"/>
+              </w:rPr>
+              <w:t xml:space="preserve">Although... </w:t>
+            </w:r>
+            <w:r>
+              <w:rPr>
+                <w:color w:val="AFBECC"/>
+                <w:sz w:val="19"/>
+                <w:szCs w:val="19"/>
+              </w:rPr>
+              <w:t xml:space="preserve">_______________</w:t>
+            </w:r>
+          </w:p>
+          <w:p>
+            <w:pPr>
+              <w:pBdr>
+                <w:bottom w:val="single" w:color="AFBECC" w:sz="6"/>
+              </w:pBdr>
+              <w:spacing w:after="30" w:before="150"/>
+            </w:pPr>
+            <w:r>
+              <w:t xml:space="preserve"/>
+            </w:r>
+          </w:p>
+          <w:p>
+            <w:pPr>
+              <w:spacing w:after="40" w:before="80"/>
+            </w:pPr>
+            <w:r>
+              <w:rPr>
+                <w:b/>
+                <w:bCs/>
+                <w:color w:val="1FA6A2"/>
+                <w:sz w:val="19"/>
+                <w:szCs w:val="19"/>
+              </w:rPr>
+              <w:t xml:space="preserve">Therefore... </w:t>
+            </w:r>
+            <w:r>
+              <w:rPr>
+                <w:color w:val="AFBECC"/>
+                <w:sz w:val="19"/>
+                <w:szCs w:val="19"/>
+              </w:rPr>
+              <w:t xml:space="preserve">______________</w:t>
+            </w:r>
+          </w:p>
+          <w:p>
+            <w:pPr>
+              <w:pBdr>
+                <w:bottom w:val="single" w:color="AFBECC" w:sz="6"/>
+              </w:pBdr>
+              <w:spacing w:after="30" w:before="150"/>
             </w:pPr>
             <w:r>
               <w:t xml:space="preserve"/>
@@ -3691,84 +4231,7 @@
     </w:tbl>
     <w:p>
       <w:pPr>
-        <w:keepNext/>
-        <w:spacing w:after="60" w:before="160"/>
-      </w:pPr>
-      <w:r>
-        <w:rPr>
-          <w:b/>
-          <w:bCs/>
-          <w:color w:val="12355B"/>
-          <w:sz w:val="22"/>
-          <w:szCs w:val="22"/>
-        </w:rPr>
-        <w:t xml:space="preserve">2.  </w:t>
-      </w:r>
-      <w:r>
-        <w:rPr>
-          <w:b/>
-          <w:bCs/>
-          <w:sz w:val="21"/>
-          <w:szCs w:val="21"/>
-        </w:rPr>
-        <w:t xml:space="preserve">Which of these numbers is composite?</w:t>
-      </w:r>
-    </w:p>
-    <w:p>
-      <w:pPr>
-        <w:spacing w:after="40"/>
-        <w:ind w:left="420"/>
-      </w:pPr>
-      <w:r>
-        <w:rPr>
-          <w:sz w:val="20"/>
-          <w:szCs w:val="20"/>
-        </w:rPr>
-        <w:t xml:space="preserve">A)  23</w:t>
-      </w:r>
-    </w:p>
-    <w:p>
-      <w:pPr>
-        <w:spacing w:after="40"/>
-        <w:ind w:left="420"/>
-      </w:pPr>
-      <w:r>
-        <w:rPr>
-          <w:sz w:val="20"/>
-          <w:szCs w:val="20"/>
-        </w:rPr>
-        <w:t xml:space="preserve">B)  27</w:t>
-      </w:r>
-    </w:p>
-    <w:p>
-      <w:pPr>
-        <w:spacing w:after="40"/>
-        <w:ind w:left="420"/>
-      </w:pPr>
-      <w:r>
-        <w:rPr>
-          <w:sz w:val="20"/>
-          <w:szCs w:val="20"/>
-        </w:rPr>
-        <w:t xml:space="preserve">C)  29</w:t>
-      </w:r>
-    </w:p>
-    <w:p>
-      <w:pPr>
-        <w:spacing w:after="40"/>
-        <w:ind w:left="420"/>
-      </w:pPr>
-      <w:r>
-        <w:rPr>
-          <w:sz w:val="20"/>
-          <w:szCs w:val="20"/>
-        </w:rPr>
-        <w:t xml:space="preserve">D)  31</w:t>
-      </w:r>
-    </w:p>
-    <w:p>
-      <w:pPr>
-        <w:spacing w:after="20"/>
+        <w:spacing w:after="80"/>
       </w:pPr>
       <w:r>
         <w:t xml:space="preserve"/>
@@ -3776,33 +4239,217 @@
     </w:p>
     <w:tbl>
       <w:tblPr>
-        <w:tblW w:type="pct" w:w="100%"/>
+        <w:tblW w:type="dxa" w:w="9360"/>
         <w:tblBorders>
           <w:top w:val="single" w:color="C7D2DD" w:sz="6"/>
           <w:left w:val="single" w:color="C7D2DD" w:sz="6"/>
           <w:bottom w:val="single" w:color="C7D2DD" w:sz="6"/>
           <w:right w:val="single" w:color="C7D2DD" w:sz="6"/>
-          <w:insideH w:val="single" w:color="auto" w:sz="4"/>
-          <w:insideV w:val="single" w:color="auto" w:sz="4"/>
+          <w:insideH w:val="single" w:color="C7D2DD" w:sz="6"/>
+          <w:insideV w:val="single" w:color="C7D2DD" w:sz="6"/>
         </w:tblBorders>
       </w:tblPr>
       <w:tblGrid>
-        <w:gridCol w:w="100"/>
+        <w:gridCol w:w="2800"/>
+        <w:gridCol w:w="3560"/>
+        <w:gridCol w:w="3000"/>
       </w:tblGrid>
       <w:tr>
-        <w:tc>
-          <w:tcPr>
+        <w:trPr>
+          <w:cantSplit/>
+          <w:tblHeader/>
+        </w:trPr>
+        <w:tc>
+          <w:tcPr>
+            <w:tcW w:type="dxa" w:w="2800"/>
+            <w:shd w:fill="EEF4F8" w:color="auto" w:val="clear"/>
+            <w:tcMar>
+              <w:top w:type="dxa" w:w="60"/>
+              <w:left w:type="dxa" w:w="100"/>
+              <w:bottom w:type="dxa" w:w="60"/>
+              <w:right w:type="dxa" w:w="100"/>
+            </w:tcMar>
+          </w:tcPr>
+          <w:p>
+            <w:pPr>
+              <w:spacing w:after="0"/>
+            </w:pPr>
+            <w:r>
+              <w:rPr>
+                <w:b/>
+                <w:bCs/>
+                <w:color w:val="12355B"/>
+                <w:sz w:val="16"/>
+                <w:szCs w:val="16"/>
+              </w:rPr>
+              <w:t xml:space="preserve">CORE PROBLEM / GIVEN REPRESENTATION</w:t>
+            </w:r>
+          </w:p>
+        </w:tc>
+        <w:tc>
+          <w:tcPr>
+            <w:tcW w:type="dxa" w:w="3560"/>
+            <w:shd w:fill="EEF4F8" w:color="auto" w:val="clear"/>
+            <w:tcMar>
+              <w:top w:type="dxa" w:w="60"/>
+              <w:left w:type="dxa" w:w="100"/>
+              <w:bottom w:type="dxa" w:w="60"/>
+              <w:right w:type="dxa" w:w="100"/>
+            </w:tcMar>
+          </w:tcPr>
+          <w:p>
+            <w:pPr>
+              <w:spacing w:after="0"/>
+            </w:pPr>
+            <w:r>
+              <w:rPr>
+                <w:b/>
+                <w:bCs/>
+                <w:color w:val="12355B"/>
+                <w:sz w:val="16"/>
+                <w:szCs w:val="16"/>
+              </w:rPr>
+              <w:t xml:space="preserve">WORKING SPACE / CALCULATION STEPS</w:t>
+            </w:r>
+          </w:p>
+        </w:tc>
+        <w:tc>
+          <w:tcPr>
+            <w:tcW w:type="dxa" w:w="3000"/>
             <w:shd w:fill="FBF3E2" w:color="auto" w:val="clear"/>
             <w:tcMar>
               <w:top w:type="dxa" w:w="60"/>
-              <w:left w:type="dxa" w:w="120"/>
+              <w:left w:type="dxa" w:w="100"/>
               <w:bottom w:type="dxa" w:w="60"/>
-              <w:right w:type="dxa" w:w="120"/>
-            </w:tcMar>
-          </w:tcPr>
-          <w:p>
-            <w:pPr>
-              <w:spacing w:after="0" w:line="320"/>
+              <w:right w:type="dxa" w:w="100"/>
+            </w:tcMar>
+          </w:tcPr>
+          <w:p>
+            <w:pPr>
+              <w:spacing w:after="0"/>
+            </w:pPr>
+            <w:r>
+              <w:rPr>
+                <w:b/>
+                <w:bCs/>
+                <w:color w:val="B97A12"/>
+                <w:sz w:val="16"/>
+                <w:szCs w:val="16"/>
+              </w:rPr>
+              <w:t xml:space="preserve">EXPLAIN YOUR REASONING</w:t>
+            </w:r>
+          </w:p>
+        </w:tc>
+      </w:tr>
+      <w:tr>
+        <w:trPr>
+          <w:cantSplit/>
+        </w:trPr>
+        <w:tc>
+          <w:tcPr>
+            <w:tcW w:type="dxa" w:w="2800"/>
+            <w:tcMar>
+              <w:top w:type="dxa" w:w="80"/>
+              <w:left w:type="dxa" w:w="100"/>
+              <w:bottom w:type="dxa" w:w="80"/>
+              <w:right w:type="dxa" w:w="100"/>
+            </w:tcMar>
+            <w:vAlign w:val="top"/>
+          </w:tcPr>
+          <w:p>
+            <w:pPr>
+              <w:spacing w:after="60"/>
+            </w:pPr>
+            <w:r>
+              <w:rPr>
+                <w:b/>
+                <w:bCs/>
+                <w:color w:val="12355B"/>
+                <w:sz w:val="21"/>
+                <w:szCs w:val="21"/>
+              </w:rPr>
+              <w:t xml:space="preserve">2.  </w:t>
+            </w:r>
+            <w:r>
+              <w:rPr>
+                <w:b/>
+                <w:bCs/>
+                <w:sz w:val="20"/>
+                <w:szCs w:val="20"/>
+              </w:rPr>
+              <w:t xml:space="preserve">Which of these numbers is composite?</w:t>
+            </w:r>
+          </w:p>
+          <w:p>
+            <w:pPr>
+              <w:spacing w:after="30"/>
+              <w:ind w:left="180"/>
+            </w:pPr>
+            <w:r>
+              <w:rPr>
+                <w:sz w:val="19"/>
+                <w:szCs w:val="19"/>
+              </w:rPr>
+              <w:t xml:space="preserve">A)  23</w:t>
+            </w:r>
+          </w:p>
+          <w:p>
+            <w:pPr>
+              <w:spacing w:after="30"/>
+              <w:ind w:left="180"/>
+            </w:pPr>
+            <w:r>
+              <w:rPr>
+                <w:sz w:val="19"/>
+                <w:szCs w:val="19"/>
+              </w:rPr>
+              <w:t xml:space="preserve">B)  27</w:t>
+            </w:r>
+          </w:p>
+          <w:p>
+            <w:pPr>
+              <w:spacing w:after="30"/>
+              <w:ind w:left="180"/>
+            </w:pPr>
+            <w:r>
+              <w:rPr>
+                <w:sz w:val="19"/>
+                <w:szCs w:val="19"/>
+              </w:rPr>
+              <w:t xml:space="preserve">C)  29</w:t>
+            </w:r>
+          </w:p>
+          <w:p>
+            <w:pPr>
+              <w:spacing w:after="30"/>
+              <w:ind w:left="180"/>
+            </w:pPr>
+            <w:r>
+              <w:rPr>
+                <w:sz w:val="19"/>
+                <w:szCs w:val="19"/>
+              </w:rPr>
+              <w:t xml:space="preserve">D)  31</w:t>
+            </w:r>
+          </w:p>
+        </w:tc>
+        <w:tc>
+          <w:tcPr>
+            <w:tcW w:type="dxa" w:w="3560"/>
+            <w:tcMar>
+              <w:top w:type="dxa" w:w="80"/>
+              <w:left w:type="dxa" w:w="100"/>
+              <w:bottom w:type="dxa" w:w="80"/>
+              <w:right w:type="dxa" w:w="100"/>
+            </w:tcMar>
+            <w:vAlign w:val="top"/>
+          </w:tcPr>
+          <w:p>
+            <w:pPr>
+              <w:pBdr>
+                <w:bottom w:val="single" w:color="AFBECC" w:sz="6"/>
+              </w:pBdr>
+              <w:spacing w:after="30" w:before="150"/>
             </w:pPr>
             <w:r>
               <w:t xml:space="preserve"/>
@@ -3810,7 +4457,147 @@
           </w:p>
           <w:p>
             <w:pPr>
-              <w:spacing w:after="0" w:line="320"/>
+              <w:pBdr>
+                <w:bottom w:val="single" w:color="AFBECC" w:sz="6"/>
+              </w:pBdr>
+              <w:spacing w:after="30" w:before="150"/>
+            </w:pPr>
+            <w:r>
+              <w:t xml:space="preserve"/>
+            </w:r>
+          </w:p>
+          <w:p>
+            <w:pPr>
+              <w:pBdr>
+                <w:bottom w:val="single" w:color="AFBECC" w:sz="6"/>
+              </w:pBdr>
+              <w:spacing w:after="30" w:before="150"/>
+            </w:pPr>
+            <w:r>
+              <w:t xml:space="preserve"/>
+            </w:r>
+          </w:p>
+          <w:p>
+            <w:pPr>
+              <w:pBdr>
+                <w:bottom w:val="single" w:color="AFBECC" w:sz="6"/>
+              </w:pBdr>
+              <w:spacing w:after="30" w:before="150"/>
+            </w:pPr>
+            <w:r>
+              <w:t xml:space="preserve"/>
+            </w:r>
+          </w:p>
+        </w:tc>
+        <w:tc>
+          <w:tcPr>
+            <w:tcW w:type="dxa" w:w="3000"/>
+            <w:shd w:fill="FBF3E2" w:color="auto" w:val="clear"/>
+            <w:tcMar>
+              <w:top w:type="dxa" w:w="80"/>
+              <w:left w:type="dxa" w:w="100"/>
+              <w:bottom w:type="dxa" w:w="80"/>
+              <w:right w:type="dxa" w:w="100"/>
+            </w:tcMar>
+            <w:vAlign w:val="top"/>
+          </w:tcPr>
+          <w:p>
+            <w:pPr>
+              <w:spacing w:after="40"/>
+            </w:pPr>
+            <w:r>
+              <w:rPr>
+                <w:b/>
+                <w:bCs/>
+                <w:color w:val="12355B"/>
+                <w:sz w:val="19"/>
+                <w:szCs w:val="19"/>
+              </w:rPr>
+              <w:t xml:space="preserve">Because... </w:t>
+            </w:r>
+            <w:r>
+              <w:rPr>
+                <w:color w:val="AFBECC"/>
+                <w:sz w:val="19"/>
+                <w:szCs w:val="19"/>
+              </w:rPr>
+              <w:t xml:space="preserve">________________</w:t>
+            </w:r>
+          </w:p>
+          <w:p>
+            <w:pPr>
+              <w:pBdr>
+                <w:bottom w:val="single" w:color="AFBECC" w:sz="6"/>
+              </w:pBdr>
+              <w:spacing w:after="30" w:before="150"/>
+            </w:pPr>
+            <w:r>
+              <w:t xml:space="preserve"/>
+            </w:r>
+          </w:p>
+          <w:p>
+            <w:pPr>
+              <w:spacing w:after="40" w:before="80"/>
+            </w:pPr>
+            <w:r>
+              <w:rPr>
+                <w:b/>
+                <w:bCs/>
+                <w:color w:val="6B4FA0"/>
+                <w:sz w:val="19"/>
+                <w:szCs w:val="19"/>
+              </w:rPr>
+              <w:t xml:space="preserve">Although... </w:t>
+            </w:r>
+            <w:r>
+              <w:rPr>
+                <w:color w:val="AFBECC"/>
+                <w:sz w:val="19"/>
+                <w:szCs w:val="19"/>
+              </w:rPr>
+              <w:t xml:space="preserve">_______________</w:t>
+            </w:r>
+          </w:p>
+          <w:p>
+            <w:pPr>
+              <w:pBdr>
+                <w:bottom w:val="single" w:color="AFBECC" w:sz="6"/>
+              </w:pBdr>
+              <w:spacing w:after="30" w:before="150"/>
+            </w:pPr>
+            <w:r>
+              <w:t xml:space="preserve"/>
+            </w:r>
+          </w:p>
+          <w:p>
+            <w:pPr>
+              <w:spacing w:after="40" w:before="80"/>
+            </w:pPr>
+            <w:r>
+              <w:rPr>
+                <w:b/>
+                <w:bCs/>
+                <w:color w:val="1FA6A2"/>
+                <w:sz w:val="19"/>
+                <w:szCs w:val="19"/>
+              </w:rPr>
+              <w:t xml:space="preserve">Therefore... </w:t>
+            </w:r>
+            <w:r>
+              <w:rPr>
+                <w:color w:val="AFBECC"/>
+                <w:sz w:val="19"/>
+                <w:szCs w:val="19"/>
+              </w:rPr>
+              <w:t xml:space="preserve">______________</w:t>
+            </w:r>
+          </w:p>
+          <w:p>
+            <w:pPr>
+              <w:pBdr>
+                <w:bottom w:val="single" w:color="AFBECC" w:sz="6"/>
+              </w:pBdr>
+              <w:spacing w:after="30" w:before="150"/>
             </w:pPr>
             <w:r>
               <w:t xml:space="preserve"/>
@@ -3819,6 +4606,14 @@
         </w:tc>
       </w:tr>
     </w:tbl>
+    <w:p>
+      <w:pPr>
+        <w:spacing w:after="80"/>
+      </w:pPr>
+      <w:r>
+        <w:t xml:space="preserve"/>
+      </w:r>
+    </w:p>
     <w:p>
       <w:pPr>
         <w:pStyle w:val="Heading2"/>
@@ -3845,120 +4640,219 @@
         <w:t xml:space="preserve">   grade-level practice</w:t>
       </w:r>
     </w:p>
-    <w:p>
-      <w:pPr>
-        <w:keepNext/>
-        <w:spacing w:after="60" w:before="160"/>
-      </w:pPr>
-      <w:r>
-        <w:rPr>
-          <w:b/>
-          <w:bCs/>
-          <w:color w:val="12355B"/>
-          <w:sz w:val="22"/>
-          <w:szCs w:val="22"/>
-        </w:rPr>
-        <w:t xml:space="preserve">3.  </w:t>
-      </w:r>
-      <w:r>
-        <w:rPr>
-          <w:b/>
-          <w:bCs/>
-          <w:sz w:val="21"/>
-          <w:szCs w:val="21"/>
-        </w:rPr>
-        <w:t xml:space="preserve">Two students found different factor trees for 60. Student A started with 2 × 30. Student B started with 6 × 10. Which statement is true?</w:t>
-      </w:r>
-    </w:p>
-    <w:p>
-      <w:pPr>
-        <w:spacing w:after="40"/>
-        <w:ind w:left="420"/>
-      </w:pPr>
-      <w:r>
-        <w:rPr>
-          <w:sz w:val="20"/>
-          <w:szCs w:val="20"/>
-        </w:rPr>
-        <w:t xml:space="preserve">A)  Only Student A gets the correct prime factorization</w:t>
-      </w:r>
-    </w:p>
-    <w:p>
-      <w:pPr>
-        <w:spacing w:after="40"/>
-        <w:ind w:left="420"/>
-      </w:pPr>
-      <w:r>
-        <w:rPr>
-          <w:sz w:val="20"/>
-          <w:szCs w:val="20"/>
-        </w:rPr>
-        <w:t xml:space="preserve">B)  Only Student B gets the correct prime factorization</w:t>
-      </w:r>
-    </w:p>
-    <w:p>
-      <w:pPr>
-        <w:spacing w:after="40"/>
-        <w:ind w:left="420"/>
-      </w:pPr>
-      <w:r>
-        <w:rPr>
-          <w:sz w:val="20"/>
-          <w:szCs w:val="20"/>
-        </w:rPr>
-        <w:t xml:space="preserve">C)  They will get different prime factorizations</w:t>
-      </w:r>
-    </w:p>
-    <w:p>
-      <w:pPr>
-        <w:spacing w:after="40"/>
-        <w:ind w:left="420"/>
-      </w:pPr>
-      <w:r>
-        <w:rPr>
-          <w:sz w:val="20"/>
-          <w:szCs w:val="20"/>
-        </w:rPr>
-        <w:t xml:space="preserve">D)  Both get the same prime factorization: 2 × 2 × 3 × 5</w:t>
-      </w:r>
-    </w:p>
-    <w:p>
-      <w:pPr>
-        <w:spacing w:after="20"/>
-      </w:pPr>
-      <w:r>
-        <w:t xml:space="preserve"/>
-      </w:r>
-    </w:p>
     <w:tbl>
       <w:tblPr>
-        <w:tblW w:type="pct" w:w="100%"/>
+        <w:tblW w:type="dxa" w:w="9360"/>
         <w:tblBorders>
           <w:top w:val="single" w:color="C7D2DD" w:sz="6"/>
           <w:left w:val="single" w:color="C7D2DD" w:sz="6"/>
           <w:bottom w:val="single" w:color="C7D2DD" w:sz="6"/>
           <w:right w:val="single" w:color="C7D2DD" w:sz="6"/>
-          <w:insideH w:val="single" w:color="auto" w:sz="4"/>
-          <w:insideV w:val="single" w:color="auto" w:sz="4"/>
+          <w:insideH w:val="single" w:color="C7D2DD" w:sz="6"/>
+          <w:insideV w:val="single" w:color="C7D2DD" w:sz="6"/>
         </w:tblBorders>
       </w:tblPr>
       <w:tblGrid>
-        <w:gridCol w:w="100"/>
+        <w:gridCol w:w="2800"/>
+        <w:gridCol w:w="3560"/>
+        <w:gridCol w:w="3000"/>
       </w:tblGrid>
       <w:tr>
-        <w:tc>
-          <w:tcPr>
+        <w:trPr>
+          <w:cantSplit/>
+          <w:tblHeader/>
+        </w:trPr>
+        <w:tc>
+          <w:tcPr>
+            <w:tcW w:type="dxa" w:w="2800"/>
+            <w:shd w:fill="EEF4F8" w:color="auto" w:val="clear"/>
+            <w:tcMar>
+              <w:top w:type="dxa" w:w="60"/>
+              <w:left w:type="dxa" w:w="100"/>
+              <w:bottom w:type="dxa" w:w="60"/>
+              <w:right w:type="dxa" w:w="100"/>
+            </w:tcMar>
+          </w:tcPr>
+          <w:p>
+            <w:pPr>
+              <w:spacing w:after="0"/>
+            </w:pPr>
+            <w:r>
+              <w:rPr>
+                <w:b/>
+                <w:bCs/>
+                <w:color w:val="12355B"/>
+                <w:sz w:val="16"/>
+                <w:szCs w:val="16"/>
+              </w:rPr>
+              <w:t xml:space="preserve">CORE PROBLEM / GIVEN REPRESENTATION</w:t>
+            </w:r>
+          </w:p>
+        </w:tc>
+        <w:tc>
+          <w:tcPr>
+            <w:tcW w:type="dxa" w:w="3560"/>
+            <w:shd w:fill="EEF4F8" w:color="auto" w:val="clear"/>
+            <w:tcMar>
+              <w:top w:type="dxa" w:w="60"/>
+              <w:left w:type="dxa" w:w="100"/>
+              <w:bottom w:type="dxa" w:w="60"/>
+              <w:right w:type="dxa" w:w="100"/>
+            </w:tcMar>
+          </w:tcPr>
+          <w:p>
+            <w:pPr>
+              <w:spacing w:after="0"/>
+            </w:pPr>
+            <w:r>
+              <w:rPr>
+                <w:b/>
+                <w:bCs/>
+                <w:color w:val="12355B"/>
+                <w:sz w:val="16"/>
+                <w:szCs w:val="16"/>
+              </w:rPr>
+              <w:t xml:space="preserve">WORKING SPACE / CALCULATION STEPS</w:t>
+            </w:r>
+          </w:p>
+        </w:tc>
+        <w:tc>
+          <w:tcPr>
+            <w:tcW w:type="dxa" w:w="3000"/>
             <w:shd w:fill="FBF3E2" w:color="auto" w:val="clear"/>
             <w:tcMar>
               <w:top w:type="dxa" w:w="60"/>
-              <w:left w:type="dxa" w:w="120"/>
+              <w:left w:type="dxa" w:w="100"/>
               <w:bottom w:type="dxa" w:w="60"/>
-              <w:right w:type="dxa" w:w="120"/>
-            </w:tcMar>
-          </w:tcPr>
-          <w:p>
-            <w:pPr>
-              <w:spacing w:after="0" w:line="320"/>
+              <w:right w:type="dxa" w:w="100"/>
+            </w:tcMar>
+          </w:tcPr>
+          <w:p>
+            <w:pPr>
+              <w:spacing w:after="0"/>
+            </w:pPr>
+            <w:r>
+              <w:rPr>
+                <w:b/>
+                <w:bCs/>
+                <w:color w:val="B97A12"/>
+                <w:sz w:val="16"/>
+                <w:szCs w:val="16"/>
+              </w:rPr>
+              <w:t xml:space="preserve">EXPLAIN YOUR REASONING</w:t>
+            </w:r>
+          </w:p>
+        </w:tc>
+      </w:tr>
+      <w:tr>
+        <w:trPr>
+          <w:cantSplit/>
+        </w:trPr>
+        <w:tc>
+          <w:tcPr>
+            <w:tcW w:type="dxa" w:w="2800"/>
+            <w:tcMar>
+              <w:top w:type="dxa" w:w="80"/>
+              <w:left w:type="dxa" w:w="100"/>
+              <w:bottom w:type="dxa" w:w="80"/>
+              <w:right w:type="dxa" w:w="100"/>
+            </w:tcMar>
+            <w:vAlign w:val="top"/>
+          </w:tcPr>
+          <w:p>
+            <w:pPr>
+              <w:spacing w:after="60"/>
+            </w:pPr>
+            <w:r>
+              <w:rPr>
+                <w:b/>
+                <w:bCs/>
+                <w:color w:val="12355B"/>
+                <w:sz w:val="21"/>
+                <w:szCs w:val="21"/>
+              </w:rPr>
+              <w:t xml:space="preserve">3.  </w:t>
+            </w:r>
+            <w:r>
+              <w:rPr>
+                <w:b/>
+                <w:bCs/>
+                <w:sz w:val="20"/>
+                <w:szCs w:val="20"/>
+              </w:rPr>
+              <w:t xml:space="preserve">Two students found different factor trees for 60. Student A started with 2 × 30. Student B started with 6 × 10. Which statement is true?</w:t>
+            </w:r>
+          </w:p>
+          <w:p>
+            <w:pPr>
+              <w:spacing w:after="30"/>
+              <w:ind w:left="180"/>
+            </w:pPr>
+            <w:r>
+              <w:rPr>
+                <w:sz w:val="19"/>
+                <w:szCs w:val="19"/>
+              </w:rPr>
+              <w:t xml:space="preserve">A)  Only Student A gets the correct prime factorization</w:t>
+            </w:r>
+          </w:p>
+          <w:p>
+            <w:pPr>
+              <w:spacing w:after="30"/>
+              <w:ind w:left="180"/>
+            </w:pPr>
+            <w:r>
+              <w:rPr>
+                <w:sz w:val="19"/>
+                <w:szCs w:val="19"/>
+              </w:rPr>
+              <w:t xml:space="preserve">B)  Only Student B gets the correct prime factorization</w:t>
+            </w:r>
+          </w:p>
+          <w:p>
+            <w:pPr>
+              <w:spacing w:after="30"/>
+              <w:ind w:left="180"/>
+            </w:pPr>
+            <w:r>
+              <w:rPr>
+                <w:sz w:val="19"/>
+                <w:szCs w:val="19"/>
+              </w:rPr>
+              <w:t xml:space="preserve">C)  They will get different prime factorizations</w:t>
+            </w:r>
+          </w:p>
+          <w:p>
+            <w:pPr>
+              <w:spacing w:after="30"/>
+              <w:ind w:left="180"/>
+            </w:pPr>
+            <w:r>
+              <w:rPr>
+                <w:sz w:val="19"/>
+                <w:szCs w:val="19"/>
+              </w:rPr>
+              <w:t xml:space="preserve">D)  Both get the same prime factorization: 2 × 2 × 3 × 5</w:t>
+            </w:r>
+          </w:p>
+        </w:tc>
+        <w:tc>
+          <w:tcPr>
+            <w:tcW w:type="dxa" w:w="3560"/>
+            <w:tcMar>
+              <w:top w:type="dxa" w:w="80"/>
+              <w:left w:type="dxa" w:w="100"/>
+              <w:bottom w:type="dxa" w:w="80"/>
+              <w:right w:type="dxa" w:w="100"/>
+            </w:tcMar>
+            <w:vAlign w:val="top"/>
+          </w:tcPr>
+          <w:p>
+            <w:pPr>
+              <w:pBdr>
+                <w:bottom w:val="single" w:color="AFBECC" w:sz="6"/>
+              </w:pBdr>
+              <w:spacing w:after="30" w:before="150"/>
             </w:pPr>
             <w:r>
               <w:t xml:space="preserve"/>
@@ -3966,7 +4860,147 @@
           </w:p>
           <w:p>
             <w:pPr>
-              <w:spacing w:after="0" w:line="320"/>
+              <w:pBdr>
+                <w:bottom w:val="single" w:color="AFBECC" w:sz="6"/>
+              </w:pBdr>
+              <w:spacing w:after="30" w:before="150"/>
+            </w:pPr>
+            <w:r>
+              <w:t xml:space="preserve"/>
+            </w:r>
+          </w:p>
+          <w:p>
+            <w:pPr>
+              <w:pBdr>
+                <w:bottom w:val="single" w:color="AFBECC" w:sz="6"/>
+              </w:pBdr>
+              <w:spacing w:after="30" w:before="150"/>
+            </w:pPr>
+            <w:r>
+              <w:t xml:space="preserve"/>
+            </w:r>
+          </w:p>
+          <w:p>
+            <w:pPr>
+              <w:pBdr>
+                <w:bottom w:val="single" w:color="AFBECC" w:sz="6"/>
+              </w:pBdr>
+              <w:spacing w:after="30" w:before="150"/>
+            </w:pPr>
+            <w:r>
+              <w:t xml:space="preserve"/>
+            </w:r>
+          </w:p>
+        </w:tc>
+        <w:tc>
+          <w:tcPr>
+            <w:tcW w:type="dxa" w:w="3000"/>
+            <w:shd w:fill="FBF3E2" w:color="auto" w:val="clear"/>
+            <w:tcMar>
+              <w:top w:type="dxa" w:w="80"/>
+              <w:left w:type="dxa" w:w="100"/>
+              <w:bottom w:type="dxa" w:w="80"/>
+              <w:right w:type="dxa" w:w="100"/>
+            </w:tcMar>
+            <w:vAlign w:val="top"/>
+          </w:tcPr>
+          <w:p>
+            <w:pPr>
+              <w:spacing w:after="40"/>
+            </w:pPr>
+            <w:r>
+              <w:rPr>
+                <w:b/>
+                <w:bCs/>
+                <w:color w:val="12355B"/>
+                <w:sz w:val="19"/>
+                <w:szCs w:val="19"/>
+              </w:rPr>
+              <w:t xml:space="preserve">Because... </w:t>
+            </w:r>
+            <w:r>
+              <w:rPr>
+                <w:color w:val="AFBECC"/>
+                <w:sz w:val="19"/>
+                <w:szCs w:val="19"/>
+              </w:rPr>
+              <w:t xml:space="preserve">________________</w:t>
+            </w:r>
+          </w:p>
+          <w:p>
+            <w:pPr>
+              <w:pBdr>
+                <w:bottom w:val="single" w:color="AFBECC" w:sz="6"/>
+              </w:pBdr>
+              <w:spacing w:after="30" w:before="150"/>
+            </w:pPr>
+            <w:r>
+              <w:t xml:space="preserve"/>
+            </w:r>
+          </w:p>
+          <w:p>
+            <w:pPr>
+              <w:spacing w:after="40" w:before="80"/>
+            </w:pPr>
+            <w:r>
+              <w:rPr>
+                <w:b/>
+                <w:bCs/>
+                <w:color w:val="6B4FA0"/>
+                <w:sz w:val="19"/>
+                <w:szCs w:val="19"/>
+              </w:rPr>
+              <w:t xml:space="preserve">Although... </w:t>
+            </w:r>
+            <w:r>
+              <w:rPr>
+                <w:color w:val="AFBECC"/>
+                <w:sz w:val="19"/>
+                <w:szCs w:val="19"/>
+              </w:rPr>
+              <w:t xml:space="preserve">_______________</w:t>
+            </w:r>
+          </w:p>
+          <w:p>
+            <w:pPr>
+              <w:pBdr>
+                <w:bottom w:val="single" w:color="AFBECC" w:sz="6"/>
+              </w:pBdr>
+              <w:spacing w:after="30" w:before="150"/>
+            </w:pPr>
+            <w:r>
+              <w:t xml:space="preserve"/>
+            </w:r>
+          </w:p>
+          <w:p>
+            <w:pPr>
+              <w:spacing w:after="40" w:before="80"/>
+            </w:pPr>
+            <w:r>
+              <w:rPr>
+                <w:b/>
+                <w:bCs/>
+                <w:color w:val="1FA6A2"/>
+                <w:sz w:val="19"/>
+                <w:szCs w:val="19"/>
+              </w:rPr>
+              <w:t xml:space="preserve">Therefore... </w:t>
+            </w:r>
+            <w:r>
+              <w:rPr>
+                <w:color w:val="AFBECC"/>
+                <w:sz w:val="19"/>
+                <w:szCs w:val="19"/>
+              </w:rPr>
+              <w:t xml:space="preserve">______________</w:t>
+            </w:r>
+          </w:p>
+          <w:p>
+            <w:pPr>
+              <w:pBdr>
+                <w:bottom w:val="single" w:color="AFBECC" w:sz="6"/>
+              </w:pBdr>
+              <w:spacing w:after="30" w:before="150"/>
             </w:pPr>
             <w:r>
               <w:t xml:space="preserve"/>
@@ -3975,6 +5009,14 @@
         </w:tc>
       </w:tr>
     </w:tbl>
+    <w:p>
+      <w:pPr>
+        <w:spacing w:after="80"/>
+      </w:pPr>
+      <w:r>
+        <w:t xml:space="preserve"/>
+      </w:r>
+    </w:p>
     <w:p>
       <w:pPr>
         <w:pStyle w:val="Heading1"/>
@@ -4093,6 +5135,149 @@
         <w:t xml:space="preserve"/>
       </w:r>
     </w:p>
+    <w:p>
+      <w:pPr>
+        <w:spacing w:after="60"/>
+      </w:pPr>
+      <w:r>
+        <w:t xml:space="preserve"/>
+      </w:r>
+    </w:p>
+    <w:tbl>
+      <w:tblPr>
+        <w:tblW w:type="dxa" w:w="9360"/>
+        <w:tblBorders>
+          <w:top w:val="single" w:color="C7D2DD" w:sz="6"/>
+          <w:left w:val="single" w:color="C7D2DD" w:sz="6"/>
+          <w:bottom w:val="single" w:color="C7D2DD" w:sz="6"/>
+          <w:right w:val="single" w:color="C7D2DD" w:sz="6"/>
+          <w:insideH w:val="single" w:color="C7D2DD" w:sz="6"/>
+          <w:insideV w:val="single" w:color="C7D2DD" w:sz="6"/>
+        </w:tblBorders>
+      </w:tblPr>
+      <w:tblGrid>
+        <w:gridCol w:w="3120"/>
+        <w:gridCol w:w="3120"/>
+        <w:gridCol w:w="3120"/>
+      </w:tblGrid>
+      <w:tr>
+        <w:trPr>
+          <w:cantSplit/>
+          <w:tblHeader/>
+        </w:trPr>
+        <w:tc>
+          <w:tcPr>
+            <w:tcW w:type="dxa" w:w="9360"/>
+            <w:gridSpan w:val="3"/>
+            <w:shd w:fill="EEF4F8" w:color="auto" w:val="clear"/>
+            <w:tcMar>
+              <w:top w:type="dxa" w:w="60"/>
+              <w:left w:type="dxa" w:w="100"/>
+              <w:bottom w:type="dxa" w:w="60"/>
+              <w:right w:type="dxa" w:w="100"/>
+            </w:tcMar>
+          </w:tcPr>
+          <w:p>
+            <w:pPr>
+              <w:spacing w:after="0"/>
+            </w:pPr>
+            <w:r>
+              <w:rPr>
+                <w:b/>
+                <w:bCs/>
+                <w:color w:val="12355B"/>
+                <w:sz w:val="18"/>
+                <w:szCs w:val="18"/>
+              </w:rPr>
+              <w:t xml:space="preserve">EXIT CHECK · 3-POINT SELF-ASSESSMENT CHECKLIST</w:t>
+            </w:r>
+          </w:p>
+        </w:tc>
+      </w:tr>
+      <w:tr>
+        <w:trPr>
+          <w:cantSplit/>
+        </w:trPr>
+        <w:tc>
+          <w:tcPr>
+            <w:tcW w:type="dxa" w:w="3120"/>
+            <w:tcMar>
+              <w:top w:type="dxa" w:w="80"/>
+              <w:left w:type="dxa" w:w="100"/>
+              <w:bottom w:type="dxa" w:w="80"/>
+              <w:right w:type="dxa" w:w="100"/>
+            </w:tcMar>
+          </w:tcPr>
+          <w:p>
+            <w:pPr>
+              <w:spacing w:after="0"/>
+            </w:pPr>
+            <w:r>
+              <w:rPr>
+                <w:b/>
+                <w:bCs/>
+                <w:color w:val="1A2733"/>
+                <w:sz w:val="18"/>
+                <w:szCs w:val="18"/>
+              </w:rPr>
+              <w:t xml:space="preserve">☐ 1. Units &amp; Labels Verified</w:t>
+            </w:r>
+          </w:p>
+        </w:tc>
+        <w:tc>
+          <w:tcPr>
+            <w:tcW w:type="dxa" w:w="3120"/>
+            <w:tcMar>
+              <w:top w:type="dxa" w:w="80"/>
+              <w:left w:type="dxa" w:w="100"/>
+              <w:bottom w:type="dxa" w:w="80"/>
+              <w:right w:type="dxa" w:w="100"/>
+            </w:tcMar>
+          </w:tcPr>
+          <w:p>
+            <w:pPr>
+              <w:spacing w:after="0"/>
+            </w:pPr>
+            <w:r>
+              <w:rPr>
+                <w:b/>
+                <w:bCs/>
+                <w:color w:val="1A2733"/>
+                <w:sz w:val="18"/>
+                <w:szCs w:val="18"/>
+              </w:rPr>
+              <w:t xml:space="preserve">☐ 2. Reasoning Stated (Because / Although / Therefore)</w:t>
+            </w:r>
+          </w:p>
+        </w:tc>
+        <w:tc>
+          <w:tcPr>
+            <w:tcW w:type="dxa" w:w="3120"/>
+            <w:tcMar>
+              <w:top w:type="dxa" w:w="80"/>
+              <w:left w:type="dxa" w:w="100"/>
+              <w:bottom w:type="dxa" w:w="80"/>
+              <w:right w:type="dxa" w:w="100"/>
+            </w:tcMar>
+          </w:tcPr>
+          <w:p>
+            <w:pPr>
+              <w:spacing w:after="0"/>
+            </w:pPr>
+            <w:r>
+              <w:rPr>
+                <w:b/>
+                <w:bCs/>
+                <w:color w:val="1A2733"/>
+                <w:sz w:val="18"/>
+                <w:szCs w:val="18"/>
+              </w:rPr>
+              <w:t xml:space="preserve">☐ 3. Calculations Double-Checked</w:t>
+            </w:r>
+          </w:p>
+        </w:tc>
+      </w:tr>
+    </w:tbl>
     <w:sectPr>
       <w:headerReference w:type="default" r:id="rId7"/>
       <w:footerReference w:type="default" r:id="rId8"/>
